--- a/templates/Application for parenting order.docx
+++ b/templates/Application for parenting order.docx
@@ -1499,6 +1499,9 @@
           <w:lang w:val="en-AU"/>
         </w:rPr>
         <w:t xml:space="preserve">Name of child:  </w:t>
+      </w:r>
+      <w:r>
+        <w:br/>
       </w:r>
     </w:p>
     <w:p>

--- a/templates/Application for parenting order.docx
+++ b/templates/Application for parenting order.docx
@@ -30,10 +30,7 @@
       <w:pPr>
         <w:ind w:right="-136"/>
         <w:rPr>
-          <w:rFonts w:cs="Arial"/>
-          <w:b/>
-          <w:szCs w:val="24"/>
-          <w:lang w:val="en-AU"/>
+          <w:b/>
         </w:rPr>
       </w:pPr>
       <w:r>
@@ -50,14 +47,31 @@
           <w:color w:val="202124"/>
           <w:shd w:val="clear" w:color="auto" w:fill="FFFFFF"/>
         </w:rPr>
-        <w:t>TĀMAKI MAKAURAU</w:t>
-      </w:r>
-      <w:r>
-        <w:rPr>
-          <w:rFonts w:cs="Arial"/>
-          <w:b/>
-          <w:szCs w:val="24"/>
-          <w:lang w:val="en-AU"/>
+        <w:t>{{</w:t>
+      </w:r>
+      <w:proofErr w:type="spellStart"/>
+      <w:r>
+        <w:rPr>
+          <w:rFonts w:cs="Arial"/>
+          <w:b/>
+          <w:color w:val="202124"/>
+          <w:shd w:val="clear" w:color="auto" w:fill="FFFFFF"/>
+        </w:rPr>
+        <w:t>Maori_court_name</w:t>
+      </w:r>
+      <w:proofErr w:type="spellEnd"/>
+      <w:r>
+        <w:rPr>
+          <w:rFonts w:cs="Arial"/>
+          <w:b/>
+          <w:color w:val="202124"/>
+          <w:shd w:val="clear" w:color="auto" w:fill="FFFFFF"/>
+        </w:rPr>
+        <w:t>}}</w:t>
+      </w:r>
+      <w:r>
+        <w:rPr>
+          <w:b/>
         </w:rPr>
         <w:t xml:space="preserve"> </w:t>
       </w:r>
@@ -66,10 +80,7 @@
       <w:pPr>
         <w:ind w:right="-136"/>
         <w:rPr>
-          <w:rFonts w:cs="Arial"/>
-          <w:b/>
-          <w:szCs w:val="24"/>
-          <w:lang w:val="en-AU"/>
+          <w:b/>
         </w:rPr>
       </w:pPr>
     </w:p>
@@ -77,65 +88,71 @@
       <w:pPr>
         <w:ind w:right="-136"/>
         <w:rPr>
-          <w:rFonts w:cs="Arial"/>
-          <w:b/>
-          <w:szCs w:val="24"/>
-          <w:lang w:val="en-AU"/>
-        </w:rPr>
-      </w:pPr>
-      <w:r>
-        <w:rPr>
-          <w:rFonts w:cs="Arial"/>
-          <w:b/>
-          <w:szCs w:val="24"/>
-          <w:lang w:val="en-AU"/>
-        </w:rPr>
-        <w:t xml:space="preserve">IN THE DISTRICT COURT </w:t>
+          <w:b/>
+        </w:rPr>
+      </w:pPr>
+      <w:r>
+        <w:rPr>
+          <w:b/>
+        </w:rPr>
+        <w:t xml:space="preserve">IN THE </w:t>
+      </w:r>
+      <w:r>
+        <w:rPr>
+          <w:rFonts w:cs="Arial"/>
+          <w:b/>
+        </w:rPr>
+        <w:t xml:space="preserve">FAMILY </w:t>
+      </w:r>
+      <w:r>
+        <w:rPr>
+          <w:b/>
+        </w:rPr>
+        <w:t>COURT</w:t>
       </w:r>
     </w:p>
     <w:p>
       <w:pPr>
         <w:ind w:right="-136"/>
         <w:rPr>
-          <w:rFonts w:cs="Arial"/>
-          <w:b/>
-          <w:szCs w:val="24"/>
-          <w:lang w:val="en-AU"/>
-        </w:rPr>
-      </w:pPr>
-      <w:r>
-        <w:rPr>
-          <w:rFonts w:cs="Arial"/>
-          <w:b/>
-          <w:szCs w:val="24"/>
-          <w:lang w:val="en-AU"/>
-        </w:rPr>
-        <w:t xml:space="preserve">AT AUCKLAND </w:t>
-      </w:r>
-      <w:r>
-        <w:rPr>
-          <w:rFonts w:cs="Arial"/>
-          <w:b/>
-          <w:szCs w:val="24"/>
-          <w:lang w:val="en-AU"/>
+          <w:b/>
+        </w:rPr>
+      </w:pPr>
+      <w:r>
+        <w:rPr>
+          <w:b/>
+        </w:rPr>
+        <w:t>HELD AT {{</w:t>
+      </w:r>
+      <w:proofErr w:type="spellStart"/>
+      <w:r>
+        <w:rPr>
+          <w:b/>
+        </w:rPr>
+        <w:t>English_court_name</w:t>
+      </w:r>
+      <w:proofErr w:type="spellEnd"/>
+      <w:r>
+        <w:rPr>
+          <w:b/>
+        </w:rPr>
+        <w:t xml:space="preserve">}} </w:t>
+      </w:r>
+      <w:r>
+        <w:rPr>
+          <w:b/>
         </w:rPr>
         <w:fldChar w:fldCharType="begin"/>
       </w:r>
       <w:r>
         <w:rPr>
-          <w:rFonts w:cs="Arial"/>
-          <w:b/>
-          <w:szCs w:val="24"/>
-          <w:lang w:val="en-AU"/>
+          <w:b/>
         </w:rPr>
         <w:instrText>1 Court</w:instrText>
       </w:r>
       <w:r>
         <w:rPr>
-          <w:rFonts w:cs="Arial"/>
-          <w:b/>
-          <w:szCs w:val="24"/>
-          <w:lang w:val="en-AU"/>
+          <w:b/>
         </w:rPr>
         <w:fldChar w:fldCharType="end"/>
       </w:r>
@@ -596,26 +613,53 @@
     </w:p>
     <w:p>
       <w:pPr>
-        <w:pStyle w:val="Heading1"/>
+        <w:spacing w:line="240" w:lineRule="atLeast"/>
+        <w:ind w:right="17"/>
         <w:jc w:val="center"/>
-        <w:rPr>
-          <w:rFonts w:ascii="Arial" w:hAnsi="Arial" w:cs="Arial"/>
-          <w:u w:val="none"/>
-        </w:rPr>
-      </w:pPr>
-      <w:r>
-        <w:rPr>
-          <w:rFonts w:ascii="Arial" w:hAnsi="Arial" w:cs="Arial"/>
-          <w:u w:val="none"/>
-        </w:rPr>
-        <w:t xml:space="preserve">Dated this          day of                         </w:t>
-      </w:r>
-      <w:r>
-        <w:rPr>
-          <w:rFonts w:ascii="Arial" w:hAnsi="Arial" w:cs="Arial"/>
-          <w:u w:val="none"/>
-        </w:rPr>
-        <w:t>2025</w:t>
+      </w:pPr>
+      <w:r>
+        <w:rPr>
+          <w:rFonts w:cs="Arial"/>
+          <w:szCs w:val="24"/>
+        </w:rPr>
+        <w:t>Dated this</w:t>
+      </w:r>
+      <w:r>
+        <w:rPr>
+          <w:rFonts w:cs="Arial"/>
+          <w:szCs w:val="24"/>
+        </w:rPr>
+        <w:t xml:space="preserve"> {{</w:t>
+      </w:r>
+      <w:proofErr w:type="spellStart"/>
+      <w:r>
+        <w:rPr>
+          <w:rFonts w:cs="Arial"/>
+          <w:szCs w:val="24"/>
+        </w:rPr>
+        <w:t>month_day</w:t>
+      </w:r>
+      <w:proofErr w:type="spellEnd"/>
+      <w:r>
+        <w:rPr>
+          <w:rFonts w:cs="Arial"/>
+          <w:szCs w:val="24"/>
+        </w:rPr>
+        <w:t>}}</w:t>
+      </w:r>
+      <w:r>
+        <w:rPr>
+          <w:rFonts w:cs="Arial"/>
+          <w:szCs w:val="24"/>
+        </w:rPr>
+        <w:t xml:space="preserve"> </w:t>
+      </w:r>
+      <w:r>
+        <w:rPr>
+          <w:rFonts w:cs="Arial"/>
+          <w:szCs w:val="24"/>
+        </w:rPr>
+        <w:t>day of {{month}} 2026</w:t>
       </w:r>
     </w:p>
     <w:p>
@@ -1236,27 +1280,104 @@
         <w:jc w:val="both"/>
         <w:rPr>
           <w:sz w:val="24"/>
+          <w:lang w:val="en-AU"/>
+        </w:rPr>
+      </w:pPr>
+      <w:r>
+        <w:rPr>
+          <w:b/>
+          <w:sz w:val="24"/>
+          <w:lang w:val="en-AU"/>
+        </w:rPr>
+        <w:t>{{child_</w:t>
+      </w:r>
+      <w:r>
+        <w:rPr>
+          <w:b/>
+          <w:sz w:val="24"/>
+          <w:lang w:val="en-AU"/>
+        </w:rPr>
+        <w:t>2</w:t>
+      </w:r>
+      <w:r>
+        <w:rPr>
+          <w:b/>
+          <w:sz w:val="24"/>
+          <w:lang w:val="en-AU"/>
+        </w:rPr>
+        <w:t>_name}}</w:t>
+      </w:r>
+      <w:r>
+        <w:rPr>
+          <w:b/>
+          <w:sz w:val="24"/>
+          <w:lang w:val="en-AU"/>
+        </w:rPr>
+        <w:t xml:space="preserve"> </w:t>
+      </w:r>
+      <w:r>
+        <w:rPr>
+          <w:sz w:val="24"/>
           <w:lang w:val="en-GB"/>
         </w:rPr>
-      </w:pPr>
-      <w:r>
-        <w:rPr>
-          <w:b/>
-          <w:sz w:val="24"/>
-          <w:lang w:val="en-AU"/>
+        <w:t xml:space="preserve">born </w:t>
+      </w:r>
+      <w:r>
+        <w:rPr>
+          <w:sz w:val="24"/>
+          <w:lang w:val="en-GB"/>
         </w:rPr>
         <w:t>{{child_</w:t>
       </w:r>
       <w:r>
         <w:rPr>
-          <w:b/>
-          <w:sz w:val="24"/>
-          <w:lang w:val="en-AU"/>
+          <w:sz w:val="24"/>
+          <w:lang w:val="en-GB"/>
         </w:rPr>
         <w:t>2</w:t>
       </w:r>
       <w:r>
         <w:rPr>
+          <w:sz w:val="24"/>
+          <w:lang w:val="en-GB"/>
+        </w:rPr>
+        <w:t>_dob}}</w:t>
+      </w:r>
+      <w:r>
+        <w:rPr>
+          <w:sz w:val="24"/>
+          <w:lang w:val="en-AU"/>
+        </w:rPr>
+        <w:t xml:space="preserve"> {{(“child_2_nickname”)}}</w:t>
+      </w:r>
+    </w:p>
+    <w:p>
+      <w:pPr>
+        <w:pStyle w:val="BodyText0"/>
+        <w:jc w:val="both"/>
+        <w:rPr>
+          <w:sz w:val="24"/>
+          <w:lang w:val="en-GB"/>
+        </w:rPr>
+      </w:pPr>
+      <w:r>
+        <w:rPr>
+          <w:b/>
+          <w:sz w:val="24"/>
+          <w:lang w:val="en-AU"/>
+        </w:rPr>
+        <w:t>{{child_</w:t>
+      </w:r>
+      <w:r>
+        <w:rPr>
+          <w:b/>
+          <w:sz w:val="24"/>
+          <w:lang w:val="en-AU"/>
+        </w:rPr>
+        <w:t>3</w:t>
+      </w:r>
+      <w:r>
+        <w:rPr>
           <w:b/>
           <w:sz w:val="24"/>
           <w:lang w:val="en-AU"/>
@@ -1290,7 +1411,7 @@
           <w:sz w:val="24"/>
           <w:lang w:val="en-GB"/>
         </w:rPr>
-        <w:t>2</w:t>
+        <w:t>3</w:t>
       </w:r>
       <w:r>
         <w:rPr>
@@ -1304,22 +1425,18 @@
           <w:sz w:val="24"/>
           <w:lang w:val="en-AU"/>
         </w:rPr>
-        <w:t xml:space="preserve"> {{(“child_</w:t>
-      </w:r>
-      <w:r>
-        <w:rPr>
-          <w:sz w:val="24"/>
-          <w:lang w:val="en-AU"/>
-        </w:rPr>
-        <w:t>2</w:t>
-      </w:r>
-      <w:r>
-        <w:rPr>
-          <w:sz w:val="24"/>
-          <w:lang w:val="en-AU"/>
-        </w:rPr>
-        <w:t>_nickname”)}}</w:t>
-      </w:r>
+        <w:t xml:space="preserve"> {{(“child_3_nickname”)}}</w:t>
+      </w:r>
+    </w:p>
+    <w:p>
+      <w:pPr>
+        <w:pStyle w:val="BodyText0"/>
+        <w:jc w:val="both"/>
+        <w:rPr>
+          <w:sz w:val="24"/>
+          <w:lang w:val="en-GB"/>
+        </w:rPr>
+      </w:pPr>
     </w:p>
     <w:p>
       <w:pPr>
@@ -1575,6 +1692,45 @@
     </w:p>
     <w:p>
       <w:pPr>
+        <w:pStyle w:val="PSContractLevel2"/>
+        <w:numPr>
+          <w:ilvl w:val="0"/>
+          <w:numId w:val="0"/>
+        </w:numPr>
+        <w:tabs>
+          <w:tab w:val="left" w:pos="720"/>
+          <w:tab w:val="left" w:pos="6835"/>
+        </w:tabs>
+        <w:spacing w:line="360" w:lineRule="auto"/>
+        <w:rPr>
+          <w:b/>
+          <w:lang w:val="en-AU"/>
+        </w:rPr>
+      </w:pPr>
+      <w:r>
+        <w:rPr>
+          <w:b/>
+          <w:lang w:val="en-AU"/>
+        </w:rPr>
+        <w:t>{{child_</w:t>
+      </w:r>
+      <w:r>
+        <w:rPr>
+          <w:b/>
+          <w:lang w:val="en-AU"/>
+        </w:rPr>
+        <w:t>3</w:t>
+      </w:r>
+      <w:r>
+        <w:rPr>
+          <w:b/>
+          <w:lang w:val="en-AU"/>
+        </w:rPr>
+        <w:t>_name}}</w:t>
+      </w:r>
+    </w:p>
+    <w:p>
+      <w:pPr>
         <w:pStyle w:val="BodyText0"/>
         <w:jc w:val="both"/>
         <w:rPr>
@@ -1791,7 +1947,7 @@
       </w:r>
       <w:r>
         <w:rPr>
-          <w:bCs/>
+          <w:b/>
           <w:lang w:val="en-AU"/>
         </w:rPr>
         <w:t>{{</w:t>
@@ -1799,23 +1955,46 @@
       <w:proofErr w:type="spellStart"/>
       <w:r>
         <w:rPr>
-          <w:bCs/>
-          <w:lang w:val="en-AU"/>
-        </w:rPr>
-        <w:t>respondents_relationship_to_children</w:t>
+          <w:b/>
+          <w:lang w:val="en-AU"/>
+        </w:rPr>
+        <w:t>respondents_</w:t>
+      </w:r>
+      <w:proofErr w:type="gramStart"/>
+      <w:r>
+        <w:rPr>
+          <w:b/>
+          <w:lang w:val="en-AU"/>
+        </w:rPr>
+        <w:t>name</w:t>
       </w:r>
       <w:proofErr w:type="spellEnd"/>
       <w:r>
         <w:rPr>
-          <w:bCs/>
-          <w:lang w:val="en-AU"/>
-        </w:rPr>
-        <w:t>}}</w:t>
-      </w:r>
-      <w:r>
-        <w:rPr>
-          <w:rFonts w:cs="Arial"/>
-          <w:bCs/>
+          <w:b/>
+          <w:lang w:val="en-AU"/>
+        </w:rPr>
+        <w:t xml:space="preserve"> </w:t>
+      </w:r>
+      <w:r>
+        <w:rPr>
+          <w:b/>
+          <w:lang w:val="en-AU"/>
+        </w:rPr>
+        <w:t>}</w:t>
+      </w:r>
+      <w:proofErr w:type="gramEnd"/>
+      <w:r>
+        <w:rPr>
+          <w:b/>
+          <w:lang w:val="en-AU"/>
+        </w:rPr>
+        <w:t>}</w:t>
+      </w:r>
+      <w:r>
+        <w:rPr>
+          <w:rFonts w:cs="Arial"/>
+          <w:b/>
           <w:szCs w:val="23"/>
         </w:rPr>
         <w:t>,</w:t>
@@ -1825,7 +2004,30 @@
           <w:rFonts w:cs="Arial"/>
           <w:szCs w:val="23"/>
         </w:rPr>
-        <w:t xml:space="preserve"> father</w:t>
+        <w:t xml:space="preserve"> </w:t>
+      </w:r>
+      <w:r>
+        <w:rPr>
+          <w:rFonts w:cs="Arial"/>
+          <w:szCs w:val="23"/>
+        </w:rPr>
+        <w:t>{{</w:t>
+      </w:r>
+      <w:proofErr w:type="spellStart"/>
+      <w:r>
+        <w:rPr>
+          <w:rFonts w:cs="Arial"/>
+          <w:szCs w:val="23"/>
+        </w:rPr>
+        <w:t>respondents_relationshib</w:t>
+      </w:r>
+      <w:proofErr w:type="spellEnd"/>
+      <w:r>
+        <w:rPr>
+          <w:rFonts w:cs="Arial"/>
+          <w:szCs w:val="23"/>
+        </w:rPr>
+        <w:t xml:space="preserve"> to child}}</w:t>
       </w:r>
     </w:p>
     <w:p>
@@ -1921,7 +2123,6 @@
           <w:szCs w:val="24"/>
           <w:lang w:val="en-AU"/>
         </w:rPr>
-        <w:lastRenderedPageBreak/>
         <w:t>This application is made without notice on the grounds that t</w:t>
       </w:r>
       <w:r>

--- a/templates/Application for parenting order.docx
+++ b/templates/Application for parenting order.docx
@@ -2500,7 +2500,7 @@
           <w:lang w:val="en-AU"/>
         </w:rPr>
         <w:tab/>
-        <w:t xml:space="preserve">at Auckland </w:t>
+        <w:t xml:space="preserve">at {{English_court_name}} </w:t>
       </w:r>
     </w:p>
     <w:p>
@@ -3005,7 +3005,7 @@
           <w:szCs w:val="24"/>
           <w:lang w:val="en-AU"/>
         </w:rPr>
-        <w:t>at              am/pm at the Family Court at                            for the hearing of the above application.</w:t>
+        <w:t>at              am/pm at the Family Court at {{English_court_name}} for the hearing of the above application.</w:t>
       </w:r>
     </w:p>
     <w:p>

--- a/templates/Application for parenting order.docx
+++ b/templates/Application for parenting order.docx
@@ -1230,7 +1230,7 @@
     <w:p>
       <w:pPr>
         <w:pStyle w:val="BodyText0"/>
-        <w:jc w:val="both"/>
+        <w:jc w:val="left"/>
         <w:rPr>
           <w:sz w:val="24"/>
           <w:lang w:val="en-AU"/>
@@ -1277,7 +1277,7 @@
     <w:p>
       <w:pPr>
         <w:pStyle w:val="BodyText0"/>
-        <w:jc w:val="both"/>
+        <w:jc w:val="left"/>
         <w:rPr>
           <w:sz w:val="24"/>
           <w:lang w:val="en-AU"/>
@@ -1354,7 +1354,7 @@
     <w:p>
       <w:pPr>
         <w:pStyle w:val="BodyText0"/>
-        <w:jc w:val="both"/>
+        <w:jc w:val="left"/>
         <w:rPr>
           <w:sz w:val="24"/>
           <w:lang w:val="en-GB"/>
@@ -1604,7 +1604,7 @@
     <w:p>
       <w:pPr>
         <w:pStyle w:val="BodyText0"/>
-        <w:jc w:val="both"/>
+        <w:jc w:val="left"/>
         <w:rPr>
           <w:sz w:val="24"/>
           <w:lang w:val="en-AU"/>
@@ -1636,6 +1636,7 @@
         <w:rPr>
           <w:b/>
         </w:rPr>
+        <w:jc w:val="left"/>
       </w:pPr>
       <w:r>
         <w:rPr>
@@ -1667,6 +1668,7 @@
           <w:b/>
           <w:lang w:val="en-AU"/>
         </w:rPr>
+        <w:jc w:val="left"/>
       </w:pPr>
       <w:r>
         <w:rPr>
@@ -1706,6 +1708,7 @@
           <w:b/>
           <w:lang w:val="en-AU"/>
         </w:rPr>
+        <w:jc w:val="left"/>
       </w:pPr>
       <w:r>
         <w:rPr>

--- a/templates/Application for parenting order.docx
+++ b/templates/Application for parenting order.docx
@@ -825,7 +825,7 @@
           <w:szCs w:val="24"/>
           <w:lang w:val="en-AU"/>
         </w:rPr>
-        <w:t xml:space="preserve">Natalie Quirke      </w:t>
+        <w:t xml:space="preserve">NEW GEN AUTOMATION      </w:t>
       </w:r>
     </w:p>
     <w:p>
@@ -871,7 +871,7 @@
           <w:szCs w:val="24"/>
           <w:lang w:val="en-AU"/>
         </w:rPr>
-        <w:t>P O Box 25-977</w:t>
+        <w:t>Auckland 1010</w:t>
       </w:r>
     </w:p>
     <w:p>
@@ -894,7 +894,7 @@
           <w:szCs w:val="24"/>
           <w:lang w:val="en-AU"/>
         </w:rPr>
-        <w:t>St Heliers 1070</w:t>
+        <w:t>Auckland 1010</w:t>
       </w:r>
     </w:p>
     <w:p>

--- a/templates/Application for parenting order.docx
+++ b/templates/Application for parenting order.docx
@@ -917,7 +917,7 @@
           <w:szCs w:val="24"/>
           <w:lang w:val="en-AU"/>
         </w:rPr>
-        <w:t xml:space="preserve">Ph: (09) 575 6757 </w:t>
+        <w:t xml:space="preserve">Ph: (09) 235 5523 </w:t>
       </w:r>
     </w:p>
     <w:p>
@@ -940,7 +940,7 @@
           <w:szCs w:val="24"/>
           <w:lang w:val="en-AU"/>
         </w:rPr>
-        <w:t>Mobile: 0274 944 411</w:t>
+        <w:t>Mobile: 027 230 5006</w:t>
       </w:r>
     </w:p>
     <w:p>

--- a/templates/Application for parenting order.docx
+++ b/templates/Application for parenting order.docx
@@ -1,8 +1,8 @@
 
 <file path=word/document.xml><?xml version="1.0" encoding="utf-8"?>
-<w:document xmlns:wpc="http://schemas.microsoft.com/office/word/2010/wordprocessingCanvas" xmlns:cx="http://schemas.microsoft.com/office/drawing/2014/chartex" xmlns:cx1="http://schemas.microsoft.com/office/drawing/2015/9/8/chartex" xmlns:cx2="http://schemas.microsoft.com/office/drawing/2015/10/21/chartex" xmlns:cx3="http://schemas.microsoft.com/office/drawing/2016/5/9/chartex" xmlns:cx4="http://schemas.microsoft.com/office/drawing/2016/5/10/chartex" xmlns:cx5="http://schemas.microsoft.com/office/drawing/2016/5/11/chartex" xmlns:cx6="http://schemas.microsoft.com/office/drawing/2016/5/12/chartex" xmlns:cx7="http://schemas.microsoft.com/office/drawing/2016/5/13/chartex" xmlns:cx8="http://schemas.microsoft.com/office/drawing/2016/5/14/chartex" xmlns:mc="http://schemas.openxmlformats.org/markup-compatibility/2006" xmlns:aink="http://schemas.microsoft.com/office/drawing/2016/ink" xmlns:am3d="http://schemas.microsoft.com/office/drawing/2017/model3d" xmlns:o="urn:schemas-microsoft-com:office:office" xmlns:oel="http://schemas.microsoft.com/office/2019/extlst" xmlns:r="http://schemas.openxmlformats.org/officeDocument/2006/relationships" xmlns:m="http://schemas.openxmlformats.org/officeDocument/2006/math" xmlns:v="urn:schemas-microsoft-com:vml" xmlns:wp14="http://schemas.microsoft.com/office/word/2010/wordprocessingDrawing" xmlns:wp="http://schemas.openxmlformats.org/drawingml/2006/wordprocessingDrawing" xmlns:w10="urn:schemas-microsoft-com:office:word" xmlns:w="http://schemas.openxmlformats.org/wordprocessingml/2006/main" xmlns:w14="http://schemas.microsoft.com/office/word/2010/wordml" xmlns:w15="http://schemas.microsoft.com/office/word/2012/wordml" xmlns:w16cex="http://schemas.microsoft.com/office/word/2018/wordml/cex" xmlns:w16cid="http://schemas.microsoft.com/office/word/2016/wordml/cid" xmlns:w16="http://schemas.microsoft.com/office/word/2018/wordml" xmlns:w16du="http://schemas.microsoft.com/office/word/2023/wordml/word16du" xmlns:w16sdtdh="http://schemas.microsoft.com/office/word/2020/wordml/sdtdatahash" xmlns:w16sdtfl="http://schemas.microsoft.com/office/word/2024/wordml/sdtformatlock" xmlns:w16se="http://schemas.microsoft.com/office/word/2015/wordml/symex" xmlns:wpg="http://schemas.microsoft.com/office/word/2010/wordprocessingGroup" xmlns:wpi="http://schemas.microsoft.com/office/word/2010/wordprocessingInk" xmlns:wne="http://schemas.microsoft.com/office/word/2006/wordml" xmlns:wps="http://schemas.microsoft.com/office/word/2010/wordprocessingShape" mc:Ignorable="w14 w15 w16se w16cid w16 w16cex w16sdtdh w16sdtfl w16du wp14">
+<w:document xmlns:ns1="http://schemas.openxmlformats.org/markup-compatibility/2006" xmlns:ns2="http://schemas.microsoft.com/office/word/2010/wordml" xmlns:w="http://schemas.openxmlformats.org/wordprocessingml/2006/main" ns1:Ignorable="w14 w15 w16se w16cid w16 w16cex w16sdtdh w16sdtfl w16du wp14">
   <w:body>
-    <w:p>
+    <w:p ns2:paraId="238BEE4D" ns2:textId="77777777">
       <w:pPr>
         <w:ind w:right="-136"/>
         <w:rPr>
@@ -26,11 +26,14 @@
         <w:t xml:space="preserve"> </w:t>
       </w:r>
     </w:p>
-    <w:p>
+    <w:p ns2:paraId="4A41B339" ns2:textId="0A01FC63">
       <w:pPr>
         <w:ind w:right="-136"/>
         <w:rPr>
-          <w:b/>
+          <w:rFonts w:cs="Arial"/>
+          <w:b/>
+          <w:szCs w:val="24"/>
+          <w:lang w:val="en-AU"/>
         </w:rPr>
       </w:pPr>
       <w:r>
@@ -47,120 +50,109 @@
           <w:color w:val="202124"/>
           <w:shd w:val="clear" w:color="auto" w:fill="FFFFFF"/>
         </w:rPr>
-        <w:t>{{</w:t>
-      </w:r>
-      <w:proofErr w:type="spellStart"/>
-      <w:r>
-        <w:rPr>
-          <w:rFonts w:cs="Arial"/>
-          <w:b/>
-          <w:color w:val="202124"/>
-          <w:shd w:val="clear" w:color="auto" w:fill="FFFFFF"/>
-        </w:rPr>
-        <w:t>Maori_court_name</w:t>
-      </w:r>
-      <w:proofErr w:type="spellEnd"/>
-      <w:r>
-        <w:rPr>
-          <w:rFonts w:cs="Arial"/>
-          <w:b/>
-          <w:color w:val="202124"/>
-          <w:shd w:val="clear" w:color="auto" w:fill="FFFFFF"/>
-        </w:rPr>
-        <w:t>}}</w:t>
-      </w:r>
-      <w:r>
-        <w:rPr>
-          <w:b/>
+        <w:t>{{court_location_maori}}</w:t>
+      </w:r>
+    </w:p>
+    <w:p ns2:paraId="558574D6" ns2:textId="77777777">
+      <w:pPr>
+        <w:ind w:right="-136"/>
+        <w:rPr>
+          <w:rFonts w:cs="Arial"/>
+          <w:b/>
+          <w:szCs w:val="24"/>
+          <w:lang w:val="en-AU"/>
+        </w:rPr>
+      </w:pPr>
+    </w:p>
+    <w:p ns2:paraId="7BE01B7E" ns2:textId="77777777">
+      <w:pPr>
+        <w:ind w:right="-136"/>
+        <w:rPr>
+          <w:rFonts w:cs="Arial"/>
+          <w:b/>
+          <w:szCs w:val="24"/>
+          <w:lang w:val="en-AU"/>
+        </w:rPr>
+      </w:pPr>
+      <w:r>
+        <w:rPr>
+          <w:rFonts w:cs="Arial"/>
+          <w:b/>
+          <w:szCs w:val="24"/>
+          <w:lang w:val="en-AU"/>
+        </w:rPr>
+        <w:t xml:space="preserve">IN THE DISTRICT COURT </w:t>
+      </w:r>
+    </w:p>
+    <w:p ns2:paraId="5F8BA43D" ns2:textId="36023B47">
+      <w:pPr>
+        <w:ind w:right="-136"/>
+        <w:rPr>
+          <w:rFonts w:cs="Arial"/>
+          <w:b/>
+          <w:szCs w:val="24"/>
+          <w:lang w:val="en-AU"/>
+        </w:rPr>
+      </w:pPr>
+      <w:r>
+        <w:rPr>
+          <w:rFonts w:cs="Arial"/>
+          <w:b/>
+          <w:szCs w:val="24"/>
+          <w:lang w:val="en-AU"/>
+        </w:rPr>
+        <w:t xml:space="preserve">AT </w:t>
+      </w:r>
+      <w:r>
+        <w:rPr>
+          <w:rFonts w:cs="Arial"/>
+          <w:b/>
+          <w:szCs w:val="24"/>
+          <w:lang w:val="en-AU"/>
+        </w:rPr>
+        <w:t>{{court_location}}</w:t>
+      </w:r>
+      <w:r>
+        <w:rPr>
+          <w:rFonts w:cs="Arial"/>
+          <w:b/>
+          <w:szCs w:val="24"/>
+          <w:lang w:val="en-AU"/>
         </w:rPr>
         <w:t xml:space="preserve"> </w:t>
       </w:r>
-    </w:p>
-    <w:p>
+      <w:r>
+        <w:rPr>
+          <w:rFonts w:cs="Arial"/>
+          <w:b/>
+          <w:szCs w:val="24"/>
+          <w:lang w:val="en-AU"/>
+        </w:rPr>
+        <w:fldChar w:fldCharType="begin"/>
+      </w:r>
+      <w:r>
+        <w:rPr>
+          <w:rFonts w:cs="Arial"/>
+          <w:b/>
+          <w:szCs w:val="24"/>
+          <w:lang w:val="en-AU"/>
+        </w:rPr>
+        <w:instrText>1 Court</w:instrText>
+      </w:r>
+      <w:r>
+        <w:rPr>
+          <w:rFonts w:cs="Arial"/>
+          <w:b/>
+          <w:szCs w:val="24"/>
+          <w:lang w:val="en-AU"/>
+        </w:rPr>
+        <w:fldChar w:fldCharType="end"/>
+      </w:r>
+    </w:p>
+    <w:p ns2:paraId="0B288E8E" ns2:textId="77777777">
       <w:pPr>
         <w:ind w:right="-136"/>
         <w:rPr>
-          <w:b/>
-        </w:rPr>
-      </w:pPr>
-    </w:p>
-    <w:p>
-      <w:pPr>
-        <w:ind w:right="-136"/>
-        <w:rPr>
-          <w:b/>
-        </w:rPr>
-      </w:pPr>
-      <w:r>
-        <w:rPr>
-          <w:b/>
-        </w:rPr>
-        <w:t xml:space="preserve">IN THE </w:t>
-      </w:r>
-      <w:r>
-        <w:rPr>
-          <w:rFonts w:cs="Arial"/>
-          <w:b/>
-        </w:rPr>
-        <w:t xml:space="preserve">FAMILY </w:t>
-      </w:r>
-      <w:r>
-        <w:rPr>
-          <w:b/>
-        </w:rPr>
-        <w:t>COURT</w:t>
-      </w:r>
-    </w:p>
-    <w:p>
-      <w:pPr>
-        <w:ind w:right="-136"/>
-        <w:rPr>
-          <w:b/>
-        </w:rPr>
-      </w:pPr>
-      <w:r>
-        <w:rPr>
-          <w:b/>
-        </w:rPr>
-        <w:t>HELD AT {{</w:t>
-      </w:r>
-      <w:proofErr w:type="spellStart"/>
-      <w:r>
-        <w:rPr>
-          <w:b/>
-        </w:rPr>
-        <w:t>English_court_name</w:t>
-      </w:r>
-      <w:proofErr w:type="spellEnd"/>
-      <w:r>
-        <w:rPr>
-          <w:b/>
-        </w:rPr>
-        <w:t xml:space="preserve">}} </w:t>
-      </w:r>
-      <w:r>
-        <w:rPr>
-          <w:b/>
-        </w:rPr>
-        <w:fldChar w:fldCharType="begin"/>
-      </w:r>
-      <w:r>
-        <w:rPr>
-          <w:b/>
-        </w:rPr>
-        <w:instrText>1 Court</w:instrText>
-      </w:r>
-      <w:r>
-        <w:rPr>
-          <w:b/>
-        </w:rPr>
-        <w:fldChar w:fldCharType="end"/>
-      </w:r>
-    </w:p>
-    <w:p>
-      <w:pPr>
-        <w:ind w:right="-136"/>
-        <w:rPr>
           <w:rFonts w:cs="Arial"/>
           <w:szCs w:val="24"/>
           <w:u w:val="single"/>
@@ -168,7 +160,7 @@
         </w:rPr>
       </w:pPr>
     </w:p>
-    <w:p>
+    <w:p ns2:paraId="2DF1A19F" ns2:textId="77777777">
       <w:pPr>
         <w:ind w:left="4255" w:right="-136"/>
         <w:rPr>
@@ -188,7 +180,7 @@
         <w:t xml:space="preserve">FAM NO.  </w:t>
       </w:r>
     </w:p>
-    <w:p>
+    <w:p ns2:paraId="29D227E8" ns2:textId="77777777">
       <w:pPr>
         <w:ind w:left="2835" w:right="-136"/>
         <w:jc w:val="both"/>
@@ -200,7 +192,7 @@
         </w:rPr>
       </w:pPr>
     </w:p>
-    <w:p>
+    <w:p ns2:paraId="7E51AC45" ns2:textId="77777777">
       <w:pPr>
         <w:tabs>
           <w:tab w:val="left" w:pos="2880"/>
@@ -214,7 +206,7 @@
         </w:rPr>
       </w:pPr>
     </w:p>
-    <w:p>
+    <w:p ns2:paraId="1E4ACDBA" ns2:textId="349B8747">
       <w:pPr>
         <w:tabs>
           <w:tab w:val="left" w:pos="2880"/>
@@ -246,7 +238,7 @@
           <w:b/>
           <w:lang w:val="en-AU"/>
         </w:rPr>
-        <w:t>{{APPLICANT_NAME}}</w:t>
+        <w:t>{{applicant_name}}</w:t>
       </w:r>
       <w:r>
         <w:rPr>
@@ -265,24 +257,10 @@
         <w:rPr>
           <w:lang w:val="en-AU"/>
         </w:rPr>
-        <w:t>{{</w:t>
-      </w:r>
-      <w:proofErr w:type="spellStart"/>
-      <w:r>
-        <w:rPr>
-          <w:lang w:val="en-AU"/>
-        </w:rPr>
-        <w:t>applicant_home_address</w:t>
-      </w:r>
-      <w:proofErr w:type="spellEnd"/>
-      <w:r>
-        <w:rPr>
-          <w:lang w:val="en-AU"/>
-        </w:rPr>
-        <w:t>}}</w:t>
-      </w:r>
-    </w:p>
-    <w:p>
+        <w:t>{{applicant_home_address}}</w:t>
+      </w:r>
+    </w:p>
+    <w:p ns2:paraId="36C31962" ns2:textId="77777777">
       <w:pPr>
         <w:tabs>
           <w:tab w:val="left" w:pos="2880"/>
@@ -300,7 +278,7 @@
         <w:t>Applicant</w:t>
       </w:r>
     </w:p>
-    <w:p>
+    <w:p ns2:paraId="75B1A302" ns2:textId="77777777">
       <w:pPr>
         <w:tabs>
           <w:tab w:val="left" w:pos="2880"/>
@@ -309,7 +287,7 @@
         <w:ind w:left="720" w:right="-136"/>
       </w:pPr>
     </w:p>
-    <w:p>
+    <w:p ns2:paraId="66C49F81" ns2:textId="77777777">
       <w:pPr>
         <w:tabs>
           <w:tab w:val="left" w:pos="2880"/>
@@ -341,7 +319,7 @@
           <w:b/>
           <w:lang w:val="en-AU"/>
         </w:rPr>
-        <w:t>{{RESPONDENT_NAME}}</w:t>
+        <w:t>{{respondent_name}}</w:t>
       </w:r>
       <w:r>
         <w:rPr>
@@ -360,71 +338,40 @@
         <w:rPr>
           <w:lang w:val="en-AU"/>
         </w:rPr>
-        <w:t>{{</w:t>
-      </w:r>
-      <w:proofErr w:type="spellStart"/>
-      <w:r>
-        <w:rPr>
-          <w:lang w:val="en-AU"/>
-        </w:rPr>
-        <w:t>respondent_home_address</w:t>
-      </w:r>
-      <w:proofErr w:type="spellEnd"/>
-      <w:r>
-        <w:rPr>
-          <w:lang w:val="en-AU"/>
-        </w:rPr>
-        <w:t>}}</w:t>
-      </w:r>
-    </w:p>
-    <w:p>
+        <w:t>{{respondent_home_address}}</w:t>
+      </w:r>
+    </w:p>
+    <w:p ns2:paraId="12C2980D" ns2:textId="2028070F">
       <w:pPr>
         <w:tabs>
           <w:tab w:val="left" w:pos="2880"/>
         </w:tabs>
-        <w:spacing w:line="240" w:lineRule="atLeast"/>
         <w:ind w:left="2880" w:right="-136" w:hanging="2160"/>
         <w:rPr>
           <w:rFonts w:cs="Arial"/>
-          <w:szCs w:val="24"/>
-          <w:lang w:val="en-AU"/>
-        </w:rPr>
-      </w:pPr>
-      <w:r>
-        <w:rPr>
-          <w:rFonts w:cs="Arial"/>
+          <w:b/>
+          <w:szCs w:val="24"/>
+          <w:lang w:val="en-GB"/>
+        </w:rPr>
+      </w:pPr>
+      <w:r>
+        <w:rPr>
+          <w:b/>
           <w:bCs/>
-          <w:szCs w:val="24"/>
-          <w:lang w:val="en-GB"/>
-        </w:rPr>
-        <w:t xml:space="preserve"> </w:t>
-      </w:r>
-    </w:p>
-    <w:p>
-      <w:pPr>
-        <w:tabs>
-          <w:tab w:val="left" w:pos="2880"/>
-        </w:tabs>
-        <w:spacing w:line="240" w:lineRule="atLeast"/>
-        <w:ind w:left="4865" w:right="-136" w:hanging="1985"/>
+        </w:rPr>
+        <w:tab/>
+      </w:r>
+      <w:r>
         <w:rPr>
           <w:rFonts w:cs="Arial"/>
           <w:i/>
           <w:szCs w:val="24"/>
           <w:lang w:val="en-AU"/>
         </w:rPr>
-      </w:pPr>
-      <w:r>
-        <w:rPr>
-          <w:rFonts w:cs="Arial"/>
-          <w:i/>
-          <w:szCs w:val="24"/>
-          <w:lang w:val="en-AU"/>
-        </w:rPr>
         <w:t>Respondent</w:t>
       </w:r>
     </w:p>
-    <w:p>
+    <w:p ns2:paraId="4E4FDB5A" ns2:textId="77777777">
       <w:pPr>
         <w:tabs>
           <w:tab w:val="left" w:pos="720"/>
@@ -441,7 +388,7 @@
         </w:rPr>
       </w:pPr>
     </w:p>
-    <w:p>
+    <w:p ns2:paraId="689EE11D" ns2:textId="77777777">
       <w:pPr>
         <w:tabs>
           <w:tab w:val="left" w:pos="720"/>
@@ -466,7 +413,7 @@
         <w:t>______________________________________________________</w:t>
       </w:r>
     </w:p>
-    <w:p>
+    <w:p ns2:paraId="322EF213" ns2:textId="77777777">
       <w:pPr>
         <w:tabs>
           <w:tab w:val="left" w:pos="720"/>
@@ -483,7 +430,7 @@
         </w:rPr>
       </w:pPr>
     </w:p>
-    <w:p>
+    <w:p ns2:paraId="4E0982E4" ns2:textId="77777777">
       <w:pPr>
         <w:tabs>
           <w:tab w:val="left" w:pos="720"/>
@@ -510,7 +457,7 @@
         <w:t xml:space="preserve">WITHOUT NOTICE APPLICATION FOR PARENTING ORDER </w:t>
       </w:r>
     </w:p>
-    <w:p>
+    <w:p ns2:paraId="5DEF4350" ns2:textId="77777777">
       <w:pPr>
         <w:tabs>
           <w:tab w:val="left" w:pos="720"/>
@@ -528,7 +475,7 @@
         </w:rPr>
       </w:pPr>
     </w:p>
-    <w:p>
+    <w:p ns2:paraId="3EF62FC6" ns2:textId="77777777">
       <w:pPr>
         <w:tabs>
           <w:tab w:val="left" w:pos="720"/>
@@ -546,7 +493,7 @@
         </w:rPr>
       </w:pPr>
     </w:p>
-    <w:p>
+    <w:p ns2:paraId="0593A55C" ns2:textId="77777777">
       <w:pPr>
         <w:tabs>
           <w:tab w:val="left" w:pos="720"/>
@@ -573,7 +520,7 @@
         <w:t>Ss 48 and 49, Care of Children Act 2004</w:t>
       </w:r>
     </w:p>
-    <w:p>
+    <w:p ns2:paraId="0C3B7984" ns2:textId="77777777">
       <w:pPr>
         <w:tabs>
           <w:tab w:val="left" w:pos="720"/>
@@ -592,7 +539,7 @@
         </w:rPr>
       </w:pPr>
     </w:p>
-    <w:p>
+    <w:p ns2:paraId="60B16E2E" ns2:textId="77777777">
       <w:pPr>
         <w:tabs>
           <w:tab w:val="left" w:pos="720"/>
@@ -611,58 +558,31 @@
         </w:rPr>
       </w:pPr>
     </w:p>
-    <w:p>
-      <w:pPr>
-        <w:spacing w:line="240" w:lineRule="atLeast"/>
-        <w:ind w:right="17"/>
+    <w:p ns2:paraId="11DCC184" ns2:textId="0E28890D">
+      <w:pPr>
+        <w:pStyle w:val="Heading1"/>
         <w:jc w:val="center"/>
-      </w:pPr>
-      <w:r>
-        <w:rPr>
-          <w:rFonts w:cs="Arial"/>
-          <w:szCs w:val="24"/>
-        </w:rPr>
-        <w:t>Dated this</w:t>
-      </w:r>
-      <w:r>
-        <w:rPr>
-          <w:rFonts w:cs="Arial"/>
-          <w:szCs w:val="24"/>
-        </w:rPr>
-        <w:t xml:space="preserve"> {{</w:t>
-      </w:r>
-      <w:proofErr w:type="spellStart"/>
-      <w:r>
-        <w:rPr>
-          <w:rFonts w:cs="Arial"/>
-          <w:szCs w:val="24"/>
-        </w:rPr>
-        <w:t>month_day</w:t>
-      </w:r>
-      <w:proofErr w:type="spellEnd"/>
-      <w:r>
-        <w:rPr>
-          <w:rFonts w:cs="Arial"/>
-          <w:szCs w:val="24"/>
-        </w:rPr>
-        <w:t>}}</w:t>
-      </w:r>
-      <w:r>
-        <w:rPr>
-          <w:rFonts w:cs="Arial"/>
-          <w:szCs w:val="24"/>
-        </w:rPr>
-        <w:t xml:space="preserve"> </w:t>
-      </w:r>
-      <w:r>
-        <w:rPr>
-          <w:rFonts w:cs="Arial"/>
-          <w:szCs w:val="24"/>
-        </w:rPr>
-        <w:t>day of {{month}} 2026</w:t>
-      </w:r>
-    </w:p>
-    <w:p>
+        <w:rPr>
+          <w:rFonts w:ascii="Arial" w:hAnsi="Arial" w:cs="Arial"/>
+          <w:u w:val="none"/>
+        </w:rPr>
+      </w:pPr>
+      <w:r>
+        <w:rPr>
+          <w:rFonts w:ascii="Arial" w:hAnsi="Arial" w:cs="Arial"/>
+          <w:u w:val="none"/>
+        </w:rPr>
+        <w:t xml:space="preserve">Dated this </w:t>
+      </w:r>
+      <w:r>
+        <w:rPr>
+          <w:rFonts w:ascii="Arial" w:hAnsi="Arial" w:cs="Arial"/>
+          <w:u w:val="none"/>
+        </w:rPr>
+        <w:t xml:space="preserve"> {{date_today_long}}</w:t>
+      </w:r>
+    </w:p>
+    <w:p ns2:paraId="5CF8A085" ns2:textId="77777777">
       <w:pPr>
         <w:rPr>
           <w:rFonts w:cs="Arial"/>
@@ -679,61 +599,61 @@
         <w:t>______________________________________________________</w:t>
       </w:r>
     </w:p>
-    <w:p>
-      <w:pPr>
-        <w:rPr>
-          <w:rFonts w:cs="Arial"/>
-          <w:szCs w:val="24"/>
-          <w:lang w:val="en-AU"/>
-        </w:rPr>
-      </w:pPr>
-    </w:p>
-    <w:p>
-      <w:pPr>
-        <w:rPr>
-          <w:rFonts w:cs="Arial"/>
-          <w:szCs w:val="24"/>
-          <w:lang w:val="en-AU"/>
-        </w:rPr>
-      </w:pPr>
-    </w:p>
-    <w:p>
-      <w:pPr>
-        <w:rPr>
-          <w:rFonts w:cs="Arial"/>
-          <w:szCs w:val="24"/>
-          <w:lang w:val="en-AU"/>
-        </w:rPr>
-      </w:pPr>
-    </w:p>
-    <w:p>
-      <w:pPr>
-        <w:rPr>
-          <w:rFonts w:cs="Arial"/>
-          <w:szCs w:val="24"/>
-          <w:lang w:val="en-AU"/>
-        </w:rPr>
-      </w:pPr>
-    </w:p>
-    <w:p>
-      <w:pPr>
-        <w:rPr>
-          <w:rFonts w:cs="Arial"/>
-          <w:szCs w:val="24"/>
-          <w:lang w:val="en-AU"/>
-        </w:rPr>
-      </w:pPr>
-    </w:p>
-    <w:p>
-      <w:pPr>
-        <w:rPr>
-          <w:rFonts w:cs="Arial"/>
-          <w:szCs w:val="24"/>
-          <w:lang w:val="en-AU"/>
-        </w:rPr>
-      </w:pPr>
-    </w:p>
-    <w:p>
+    <w:p ns2:paraId="4932F7AA" ns2:textId="77777777">
+      <w:pPr>
+        <w:rPr>
+          <w:rFonts w:cs="Arial"/>
+          <w:szCs w:val="24"/>
+          <w:lang w:val="en-AU"/>
+        </w:rPr>
+      </w:pPr>
+    </w:p>
+    <w:p ns2:paraId="43541D6F" ns2:textId="77777777">
+      <w:pPr>
+        <w:rPr>
+          <w:rFonts w:cs="Arial"/>
+          <w:szCs w:val="24"/>
+          <w:lang w:val="en-AU"/>
+        </w:rPr>
+      </w:pPr>
+    </w:p>
+    <w:p ns2:paraId="0CF9FBA7" ns2:textId="77777777">
+      <w:pPr>
+        <w:rPr>
+          <w:rFonts w:cs="Arial"/>
+          <w:szCs w:val="24"/>
+          <w:lang w:val="en-AU"/>
+        </w:rPr>
+      </w:pPr>
+    </w:p>
+    <w:p ns2:paraId="6D37DE5A" ns2:textId="77777777">
+      <w:pPr>
+        <w:rPr>
+          <w:rFonts w:cs="Arial"/>
+          <w:szCs w:val="24"/>
+          <w:lang w:val="en-AU"/>
+        </w:rPr>
+      </w:pPr>
+    </w:p>
+    <w:p ns2:paraId="135A14BD" ns2:textId="77777777">
+      <w:pPr>
+        <w:rPr>
+          <w:rFonts w:cs="Arial"/>
+          <w:szCs w:val="24"/>
+          <w:lang w:val="en-AU"/>
+        </w:rPr>
+      </w:pPr>
+    </w:p>
+    <w:p ns2:paraId="01DA5BAC" ns2:textId="77777777">
+      <w:pPr>
+        <w:rPr>
+          <w:rFonts w:cs="Arial"/>
+          <w:szCs w:val="24"/>
+          <w:lang w:val="en-AU"/>
+        </w:rPr>
+      </w:pPr>
+    </w:p>
+    <w:p ns2:paraId="30FB9420" ns2:textId="77777777">
       <w:pPr>
         <w:rPr>
           <w:rFonts w:cs="Arial"/>
@@ -750,16 +670,16 @@
         <w:t>______________________________________________________</w:t>
       </w:r>
     </w:p>
-    <w:p>
-      <w:pPr>
-        <w:rPr>
-          <w:rFonts w:cs="Arial"/>
-          <w:szCs w:val="24"/>
-          <w:lang w:val="en-AU"/>
-        </w:rPr>
-      </w:pPr>
-    </w:p>
-    <w:p>
+    <w:p ns2:paraId="3E6E63C6" ns2:textId="77777777">
+      <w:pPr>
+        <w:rPr>
+          <w:rFonts w:cs="Arial"/>
+          <w:szCs w:val="24"/>
+          <w:lang w:val="en-AU"/>
+        </w:rPr>
+      </w:pPr>
+    </w:p>
+    <w:p ns2:paraId="2BF66CBC" ns2:textId="77777777">
       <w:pPr>
         <w:pStyle w:val="BodyText20"/>
         <w:spacing w:after="0" w:line="240" w:lineRule="auto"/>
@@ -781,7 +701,7 @@
         <w:t>This document is filed by</w:t>
       </w:r>
     </w:p>
-    <w:p>
+    <w:p ns2:paraId="27B63EEA" ns2:textId="77777777">
       <w:pPr>
         <w:pStyle w:val="BodyText20"/>
         <w:tabs>
@@ -828,7 +748,7 @@
         <w:t xml:space="preserve">Natalie Quirke      </w:t>
       </w:r>
     </w:p>
-    <w:p>
+    <w:p ns2:paraId="15986FF3" ns2:textId="77777777">
       <w:pPr>
         <w:pStyle w:val="BodyText20"/>
         <w:tabs>
@@ -851,7 +771,7 @@
         <w:t xml:space="preserve">Barrister and Solicitor </w:t>
       </w:r>
     </w:p>
-    <w:p>
+    <w:p ns2:paraId="140B880F" ns2:textId="77777777">
       <w:pPr>
         <w:pStyle w:val="BodyText20"/>
         <w:tabs>
@@ -874,7 +794,7 @@
         <w:t>P O Box 25-977</w:t>
       </w:r>
     </w:p>
-    <w:p>
+    <w:p ns2:paraId="196F6591" ns2:textId="77777777">
       <w:pPr>
         <w:pStyle w:val="BodyText20"/>
         <w:tabs>
@@ -897,7 +817,7 @@
         <w:t>St Heliers 1070</w:t>
       </w:r>
     </w:p>
-    <w:p>
+    <w:p ns2:paraId="61983567" ns2:textId="77777777">
       <w:pPr>
         <w:pStyle w:val="BodyText20"/>
         <w:tabs>
@@ -920,7 +840,7 @@
         <w:t xml:space="preserve">Ph: (09) 575 6757 </w:t>
       </w:r>
     </w:p>
-    <w:p>
+    <w:p ns2:paraId="2745A66F" ns2:textId="77777777">
       <w:pPr>
         <w:pStyle w:val="BodyText20"/>
         <w:tabs>
@@ -943,7 +863,7 @@
         <w:t>Mobile: 0274 944 411</w:t>
       </w:r>
     </w:p>
-    <w:p>
+    <w:p ns2:paraId="360EA706" ns2:textId="77777777">
       <w:pPr>
         <w:ind w:right="197"/>
         <w:rPr>
@@ -953,7 +873,7 @@
         </w:rPr>
       </w:pPr>
     </w:p>
-    <w:p>
+    <w:p ns2:paraId="6B2A5B95" ns2:textId="77777777">
       <w:pPr>
         <w:tabs>
           <w:tab w:val="left" w:pos="720"/>
@@ -989,7 +909,7 @@
         <w:t xml:space="preserve">WITHOUT NOTICE APPLICATION FOR PARENTING ORDER </w:t>
       </w:r>
     </w:p>
-    <w:p>
+    <w:p ns2:paraId="53084B21" ns2:textId="77777777">
       <w:pPr>
         <w:tabs>
           <w:tab w:val="left" w:pos="720"/>
@@ -1015,7 +935,7 @@
         <w:t>Ss 48 and 49, Care of Children Act 2004</w:t>
       </w:r>
     </w:p>
-    <w:p>
+    <w:p ns2:paraId="00370F54" ns2:textId="77777777">
       <w:pPr>
         <w:tabs>
           <w:tab w:val="left" w:pos="720"/>
@@ -1032,7 +952,7 @@
         </w:rPr>
       </w:pPr>
     </w:p>
-    <w:p>
+    <w:p ns2:paraId="5B53B0ED" ns2:textId="77777777">
       <w:pPr>
         <w:tabs>
           <w:tab w:val="left" w:pos="720"/>
@@ -1051,7 +971,7 @@
         </w:rPr>
       </w:pPr>
     </w:p>
-    <w:p>
+    <w:p ns2:paraId="34B762C5" ns2:textId="77777777">
       <w:pPr>
         <w:tabs>
           <w:tab w:val="left" w:pos="720"/>
@@ -1068,7 +988,7 @@
         </w:rPr>
       </w:pPr>
     </w:p>
-    <w:p>
+    <w:p ns2:paraId="7A54EC4A" ns2:textId="77777777">
       <w:pPr>
         <w:tabs>
           <w:tab w:val="left" w:pos="720"/>
@@ -1093,7 +1013,7 @@
         <w:tab/>
       </w:r>
     </w:p>
-    <w:p>
+    <w:p ns2:paraId="26F9D316" ns2:textId="39895357">
       <w:pPr>
         <w:tabs>
           <w:tab w:val="left" w:pos="720"/>
@@ -1122,42 +1042,32 @@
           <w:b/>
           <w:lang w:val="en-AU"/>
         </w:rPr>
-        <w:t>{{APPLICANT_</w:t>
-      </w:r>
-      <w:r>
-        <w:rPr>
-          <w:b/>
-          <w:lang w:val="en-AU"/>
-        </w:rPr>
-        <w:t>FIRST_</w:t>
-      </w:r>
-      <w:r>
-        <w:rPr>
-          <w:b/>
-          <w:lang w:val="en-AU"/>
-        </w:rPr>
-        <w:t>NAME}}</w:t>
-      </w:r>
-      <w:r>
-        <w:rPr>
-          <w:rFonts w:cs="Arial"/>
-          <w:szCs w:val="24"/>
-          <w:lang w:val="en-AU"/>
-        </w:rPr>
-        <w:t>, apply without notice for a parenting order in respect of the following child(ren</w:t>
-      </w:r>
-      <w:proofErr w:type="gramStart"/>
-      <w:r>
-        <w:rPr>
-          <w:rFonts w:cs="Arial"/>
-          <w:szCs w:val="24"/>
-          <w:lang w:val="en-AU"/>
-        </w:rPr>
-        <w:t>):-</w:t>
-      </w:r>
-      <w:proofErr w:type="gramEnd"/>
-    </w:p>
-    <w:p>
+        <w:t>{{applicant_first_name}}</w:t>
+      </w:r>
+      <w:r>
+        <w:rPr>
+          <w:b/>
+          <w:lang w:val="en-AU"/>
+        </w:rPr>
+        <w:t/>
+      </w:r>
+      <w:r>
+        <w:rPr>
+          <w:b/>
+          <w:lang w:val="en-AU"/>
+        </w:rPr>
+        <w:t/>
+      </w:r>
+      <w:r>
+        <w:rPr>
+          <w:rFonts w:cs="Arial"/>
+          <w:szCs w:val="24"/>
+          <w:lang w:val="en-AU"/>
+        </w:rPr>
+        <w:t>, apply without notice for a parenting order in respect of the following child(ren):-</w:t>
+      </w:r>
+    </w:p>
+    <w:p ns2:paraId="5923C4BD" ns2:textId="77777777">
       <w:pPr>
         <w:tabs>
           <w:tab w:val="left" w:pos="720"/>
@@ -1174,7 +1084,7 @@
         </w:rPr>
       </w:pPr>
     </w:p>
-    <w:p>
+    <w:p ns2:paraId="4C3F6704" ns2:textId="77777777">
       <w:pPr>
         <w:pStyle w:val="Heading3"/>
         <w:rPr>
@@ -1209,7 +1119,7 @@
         <w:t>Date(s) of birth</w:t>
       </w:r>
     </w:p>
-    <w:p>
+    <w:p ns2:paraId="375FF4EC" ns2:textId="77777777">
       <w:pPr>
         <w:tabs>
           <w:tab w:val="left" w:pos="720"/>
@@ -1227,10 +1137,10 @@
         </w:rPr>
       </w:pPr>
     </w:p>
-    <w:p>
+    <w:p ns2:paraId="7E6F5522" ns2:textId="2BA308B2">
       <w:pPr>
         <w:pStyle w:val="BodyText0"/>
-        <w:jc w:val="left"/>
+        <w:jc w:val="both"/>
         <w:rPr>
           <w:sz w:val="24"/>
           <w:lang w:val="en-AU"/>
@@ -1250,6 +1160,22 @@
           <w:sz w:val="24"/>
           <w:lang w:val="en-AU"/>
         </w:rPr>
+        <w:t/>
+      </w:r>
+      <w:r>
+        <w:rPr>
+          <w:b/>
+          <w:sz w:val="24"/>
+          <w:lang w:val="en-AU"/>
+        </w:rPr>
+        <w:t/>
+      </w:r>
+      <w:r>
+        <w:rPr>
+          <w:b/>
+          <w:sz w:val="24"/>
+          <w:lang w:val="en-AU"/>
+        </w:rPr>
         <w:t xml:space="preserve"> </w:t>
       </w:r>
       <w:r>
@@ -1271,41 +1197,155 @@
           <w:sz w:val="24"/>
           <w:lang w:val="en-AU"/>
         </w:rPr>
-        <w:t xml:space="preserve"> {{(“child_1_nickname”)}}</w:t>
-      </w:r>
-    </w:p>
-    <w:p>
+        <w:t xml:space="preserve"> </w:t>
+      </w:r>
+      <w:r>
+        <w:rPr>
+          <w:sz w:val="24"/>
+          <w:lang w:val="en-AU"/>
+        </w:rPr>
+        <w:t>“{{child_1_firstname}}”</w:t>
+      </w:r>
+    </w:p>
+    <w:p ns2:paraId="01BD565B" ns2:textId="57A68E04">
       <w:pPr>
         <w:pStyle w:val="BodyText0"/>
-        <w:jc w:val="left"/>
-        <w:rPr>
-          <w:sz w:val="24"/>
-          <w:lang w:val="en-AU"/>
-        </w:rPr>
-      </w:pPr>
-      <w:r>
-        <w:rPr>
-          <w:b/>
-          <w:sz w:val="24"/>
-          <w:lang w:val="en-AU"/>
+        <w:rPr>
+          <w:sz w:val="24"/>
+          <w:lang w:val="en-AU"/>
+        </w:rPr>
+      </w:pPr>
+      <w:r>
+        <w:rPr>
+          <w:b/>
+          <w:sz w:val="24"/>
+          <w:lang w:val="en-AU"/>
+        </w:rPr>
+        <w:t>{{child_2_name}}</w:t>
+      </w:r>
+      <w:r>
+        <w:rPr>
+          <w:b/>
+          <w:sz w:val="24"/>
+          <w:lang w:val="en-AU"/>
+        </w:rPr>
+        <w:t xml:space="preserve"/>
+      </w:r>
+      <w:r>
+        <w:rPr>
+          <w:b/>
+          <w:sz w:val="24"/>
+          <w:lang w:val="en-AU"/>
+        </w:rPr>
+        <w:t/>
+      </w:r>
+      <w:r>
+        <w:rPr>
+          <w:b/>
+          <w:sz w:val="24"/>
+          <w:lang w:val="en-AU"/>
+        </w:rPr>
+        <w:t xml:space="preserve"/>
+      </w:r>
+      <w:r>
+        <w:rPr>
+          <w:b/>
+          <w:sz w:val="24"/>
+          <w:lang w:val="en-AU"/>
+        </w:rPr>
+        <w:t/>
+      </w:r>
+      <w:r>
+        <w:rPr>
+          <w:b/>
+          <w:sz w:val="24"/>
+          <w:lang w:val="en-AU"/>
+        </w:rPr>
+        <w:t xml:space="preserve"> </w:t>
+      </w:r>
+      <w:r>
+        <w:rPr>
+          <w:sz w:val="24"/>
+          <w:lang w:val="en-GB"/>
+        </w:rPr>
+        <w:t xml:space="preserve">born </w:t>
+      </w:r>
+      <w:r>
+        <w:rPr>
+          <w:sz w:val="24"/>
+          <w:lang w:val="en-GB"/>
         </w:rPr>
         <w:t>{{child_</w:t>
       </w:r>
       <w:r>
         <w:rPr>
-          <w:b/>
-          <w:sz w:val="24"/>
-          <w:lang w:val="en-AU"/>
+          <w:sz w:val="24"/>
+          <w:lang w:val="en-GB"/>
         </w:rPr>
         <w:t>2</w:t>
       </w:r>
       <w:r>
         <w:rPr>
-          <w:b/>
-          <w:sz w:val="24"/>
-          <w:lang w:val="en-AU"/>
-        </w:rPr>
-        <w:t>_name}}</w:t>
+          <w:sz w:val="24"/>
+          <w:lang w:val="en-GB"/>
+        </w:rPr>
+        <w:t>_dob}}</w:t>
+      </w:r>
+      <w:r>
+        <w:rPr>
+          <w:sz w:val="24"/>
+          <w:lang w:val="en-AU"/>
+        </w:rPr>
+        <w:t xml:space="preserve"> “{{child_2_firstname}}” </w:t>
+      </w:r>
+    </w:p>
+    <w:p ns2:paraId="52EAD4FA" ns2:textId="04F2A995">
+      <w:pPr>
+        <w:pStyle w:val="BodyText0"/>
+        <w:rPr>
+          <w:sz w:val="24"/>
+          <w:lang w:val="en-GB"/>
+        </w:rPr>
+      </w:pPr>
+      <w:r>
+        <w:rPr>
+          <w:b/>
+          <w:sz w:val="24"/>
+          <w:lang w:val="en-AU"/>
+        </w:rPr>
+        <w:t>{{child_3_name}}</w:t>
+      </w:r>
+      <w:r>
+        <w:rPr>
+          <w:b/>
+          <w:sz w:val="24"/>
+          <w:lang w:val="en-AU"/>
+        </w:rPr>
+        <w:t xml:space="preserve"/>
+      </w:r>
+      <w:r>
+        <w:rPr>
+          <w:b/>
+          <w:sz w:val="24"/>
+          <w:lang w:val="en-AU"/>
+        </w:rPr>
+        <w:t/>
+      </w:r>
+      <w:r>
+        <w:rPr>
+          <w:b/>
+          <w:sz w:val="24"/>
+          <w:lang w:val="en-AU"/>
+        </w:rPr>
+        <w:t xml:space="preserve"/>
+      </w:r>
+      <w:r>
+        <w:rPr>
+          <w:b/>
+          <w:sz w:val="24"/>
+          <w:lang w:val="en-AU"/>
+        </w:rPr>
+        <w:t/>
       </w:r>
       <w:r>
         <w:rPr>
@@ -1348,97 +1388,20 @@
           <w:sz w:val="24"/>
           <w:lang w:val="en-AU"/>
         </w:rPr>
-        <w:t xml:space="preserve"> {{(“child_2_nickname”)}}</w:t>
-      </w:r>
-    </w:p>
-    <w:p>
+        <w:t xml:space="preserve"> “{{child_3_firstname}}”</w:t>
+      </w:r>
+    </w:p>
+    <w:p ns2:paraId="28BF6DFA" ns2:textId="77777777">
       <w:pPr>
         <w:pStyle w:val="BodyText0"/>
-        <w:jc w:val="left"/>
+        <w:jc w:val="both"/>
         <w:rPr>
           <w:sz w:val="24"/>
           <w:lang w:val="en-GB"/>
         </w:rPr>
       </w:pPr>
-      <w:r>
-        <w:rPr>
-          <w:b/>
-          <w:sz w:val="24"/>
-          <w:lang w:val="en-AU"/>
-        </w:rPr>
-        <w:t>{{child_</w:t>
-      </w:r>
-      <w:r>
-        <w:rPr>
-          <w:b/>
-          <w:sz w:val="24"/>
-          <w:lang w:val="en-AU"/>
-        </w:rPr>
-        <w:t>3</w:t>
-      </w:r>
-      <w:r>
-        <w:rPr>
-          <w:b/>
-          <w:sz w:val="24"/>
-          <w:lang w:val="en-AU"/>
-        </w:rPr>
-        <w:t>_name}}</w:t>
-      </w:r>
-      <w:r>
-        <w:rPr>
-          <w:b/>
-          <w:sz w:val="24"/>
-          <w:lang w:val="en-AU"/>
-        </w:rPr>
-        <w:t xml:space="preserve"> </w:t>
-      </w:r>
-      <w:r>
-        <w:rPr>
-          <w:sz w:val="24"/>
-          <w:lang w:val="en-GB"/>
-        </w:rPr>
-        <w:t xml:space="preserve">born </w:t>
-      </w:r>
-      <w:r>
-        <w:rPr>
-          <w:sz w:val="24"/>
-          <w:lang w:val="en-GB"/>
-        </w:rPr>
-        <w:t>{{child_</w:t>
-      </w:r>
-      <w:r>
-        <w:rPr>
-          <w:sz w:val="24"/>
-          <w:lang w:val="en-GB"/>
-        </w:rPr>
-        <w:t>3</w:t>
-      </w:r>
-      <w:r>
-        <w:rPr>
-          <w:sz w:val="24"/>
-          <w:lang w:val="en-GB"/>
-        </w:rPr>
-        <w:t>_dob}}</w:t>
-      </w:r>
-      <w:r>
-        <w:rPr>
-          <w:sz w:val="24"/>
-          <w:lang w:val="en-AU"/>
-        </w:rPr>
-        <w:t xml:space="preserve"> {{(“child_3_nickname”)}}</w:t>
-      </w:r>
-    </w:p>
-    <w:p>
-      <w:pPr>
-        <w:pStyle w:val="BodyText0"/>
-        <w:jc w:val="both"/>
-        <w:rPr>
-          <w:sz w:val="24"/>
-          <w:lang w:val="en-GB"/>
-        </w:rPr>
-      </w:pPr>
-    </w:p>
-    <w:p>
+    </w:p>
+    <w:p ns2:paraId="7F3D5FBD" ns2:textId="77777777">
       <w:pPr>
         <w:tabs>
           <w:tab w:val="left" w:pos="720"/>
@@ -1456,7 +1419,7 @@
         </w:rPr>
       </w:pPr>
     </w:p>
-    <w:p>
+    <w:p ns2:paraId="708EC85F" ns2:textId="77777777">
       <w:pPr>
         <w:pStyle w:val="Heading5"/>
         <w:rPr>
@@ -1552,17 +1515,17 @@
         <w:t xml:space="preserve"> at the end of this form for a checklist to determine whether or not you are an eligible person.)</w:t>
       </w:r>
     </w:p>
-    <w:p>
-      <w:pPr>
-        <w:jc w:val="both"/>
-        <w:rPr>
-          <w:rFonts w:cs="Arial"/>
-          <w:szCs w:val="24"/>
-          <w:lang w:val="en-AU"/>
-        </w:rPr>
-      </w:pPr>
-    </w:p>
-    <w:p>
+    <w:p ns2:paraId="30A9E850" ns2:textId="77777777">
+      <w:pPr>
+        <w:jc w:val="both"/>
+        <w:rPr>
+          <w:rFonts w:cs="Arial"/>
+          <w:szCs w:val="24"/>
+          <w:lang w:val="en-AU"/>
+        </w:rPr>
+      </w:pPr>
+    </w:p>
+    <w:p ns2:paraId="01420C06" ns2:textId="77777777">
       <w:pPr>
         <w:pStyle w:val="BodyText0"/>
         <w:jc w:val="both"/>
@@ -1580,7 +1543,7 @@
         <w:t xml:space="preserve">I propose that the order provide for me to have the role of providing day-to-day care for the child in accordance with the following arrangements:-  </w:t>
       </w:r>
     </w:p>
-    <w:p>
+    <w:p ns2:paraId="5DD3F62E" ns2:textId="77777777">
       <w:pPr>
         <w:pStyle w:val="BodyText0"/>
         <w:jc w:val="both"/>
@@ -1591,7 +1554,7 @@
         </w:rPr>
       </w:pPr>
     </w:p>
-    <w:p>
+    <w:p ns2:paraId="27981ECD" ns2:textId="77777777">
       <w:pPr>
         <w:pStyle w:val="BodyText0"/>
         <w:jc w:val="both"/>
@@ -1601,10 +1564,10 @@
         </w:rPr>
       </w:pPr>
     </w:p>
-    <w:p>
+    <w:p ns2:paraId="11E2667B" ns2:textId="77777777">
       <w:pPr>
         <w:pStyle w:val="BodyText0"/>
-        <w:jc w:val="left"/>
+        <w:jc w:val="both"/>
         <w:rPr>
           <w:sz w:val="24"/>
           <w:lang w:val="en-AU"/>
@@ -1621,7 +1584,7 @@
         <w:br/>
       </w:r>
     </w:p>
-    <w:p>
+    <w:p ns2:paraId="35824584" ns2:textId="2268F111">
       <w:pPr>
         <w:pStyle w:val="PSContractLevel2"/>
         <w:numPr>
@@ -1636,7 +1599,6 @@
         <w:rPr>
           <w:b/>
         </w:rPr>
-        <w:jc w:val="left"/>
       </w:pPr>
       <w:r>
         <w:rPr>
@@ -1652,7 +1614,7 @@
         <w:t xml:space="preserve"> </w:t>
       </w:r>
     </w:p>
-    <w:p>
+    <w:p ns2:paraId="618ABABA" ns2:textId="222A506F">
       <w:pPr>
         <w:pStyle w:val="PSContractLevel2"/>
         <w:numPr>
@@ -1668,7 +1630,6 @@
           <w:b/>
           <w:lang w:val="en-AU"/>
         </w:rPr>
-        <w:jc w:val="left"/>
       </w:pPr>
       <w:r>
         <w:rPr>
@@ -1692,7 +1653,7 @@
         <w:t>_name}}</w:t>
       </w:r>
     </w:p>
-    <w:p>
+    <w:p ns2:paraId="52CE8D97" ns2:textId="4E6B0BCB">
       <w:pPr>
         <w:pStyle w:val="PSContractLevel2"/>
         <w:numPr>
@@ -1708,7 +1669,6 @@
           <w:b/>
           <w:lang w:val="en-AU"/>
         </w:rPr>
-        <w:jc w:val="left"/>
       </w:pPr>
       <w:r>
         <w:rPr>
@@ -1732,7 +1692,7 @@
         <w:t>_name}}</w:t>
       </w:r>
     </w:p>
-    <w:p>
+    <w:p ns2:paraId="61B1A1B5" ns2:textId="77777777">
       <w:pPr>
         <w:pStyle w:val="BodyText0"/>
         <w:jc w:val="both"/>
@@ -1742,7 +1702,7 @@
         </w:rPr>
       </w:pPr>
     </w:p>
-    <w:p>
+    <w:p ns2:paraId="769584E7" ns2:textId="77777777">
       <w:pPr>
         <w:pStyle w:val="BodyText0"/>
         <w:jc w:val="both"/>
@@ -1759,7 +1719,7 @@
         <w:t>Proposed day-to-day care. To have the role of providing day-to-day care for the child.</w:t>
       </w:r>
     </w:p>
-    <w:p>
+    <w:p ns2:paraId="61187E30" ns2:textId="77777777">
       <w:pPr>
         <w:pStyle w:val="BodyText0"/>
         <w:jc w:val="both"/>
@@ -1770,7 +1730,7 @@
         </w:rPr>
       </w:pPr>
     </w:p>
-    <w:p>
+    <w:p ns2:paraId="03ADE36A" ns2:textId="77777777">
       <w:pPr>
         <w:pStyle w:val="BodyText0"/>
         <w:jc w:val="both"/>
@@ -1781,7 +1741,7 @@
         </w:rPr>
       </w:pPr>
     </w:p>
-    <w:p>
+    <w:p ns2:paraId="40FA032B" ns2:textId="77777777">
       <w:pPr>
         <w:pStyle w:val="BodyText0"/>
         <w:jc w:val="both"/>
@@ -1792,7 +1752,7 @@
         </w:rPr>
       </w:pPr>
     </w:p>
-    <w:p>
+    <w:p ns2:paraId="52586229" ns2:textId="77777777">
       <w:pPr>
         <w:pStyle w:val="Heading6"/>
         <w:rPr>
@@ -1812,7 +1772,7 @@
         <w:t>Statement required by section 49 of the Act</w:t>
       </w:r>
     </w:p>
-    <w:p>
+    <w:p ns2:paraId="23BA9B0F" ns2:textId="77777777">
       <w:pPr>
         <w:tabs>
           <w:tab w:val="left" w:pos="720"/>
@@ -1830,7 +1790,7 @@
         </w:rPr>
       </w:pPr>
     </w:p>
-    <w:p>
+    <w:p ns2:paraId="48DB51F6" ns2:textId="77777777">
       <w:pPr>
         <w:pStyle w:val="BodyText20"/>
         <w:spacing w:line="240" w:lineRule="auto"/>
@@ -1849,7 +1809,7 @@
         <w:t>I do consider that the order should provide for persons other than myself to have the role of providing the day-to-day care for, and/or contact with, the child(ren):</w:t>
       </w:r>
     </w:p>
-    <w:p>
+    <w:p ns2:paraId="20E41719" ns2:textId="77777777">
       <w:pPr>
         <w:tabs>
           <w:tab w:val="left" w:pos="720"/>
@@ -1866,7 +1826,7 @@
         </w:rPr>
       </w:pPr>
     </w:p>
-    <w:p>
+    <w:p ns2:paraId="6956CD8E" ns2:textId="77777777">
       <w:pPr>
         <w:tabs>
           <w:tab w:val="left" w:pos="720"/>
@@ -1883,7 +1843,7 @@
         </w:rPr>
       </w:pPr>
     </w:p>
-    <w:p>
+    <w:p ns2:paraId="4218B89F" ns2:textId="77777777">
       <w:pPr>
         <w:tabs>
           <w:tab w:val="left" w:pos="720"/>
@@ -1908,7 +1868,7 @@
         <w:t>Name of other person(s) and relationship to child(ren) or applicant(s):</w:t>
       </w:r>
     </w:p>
-    <w:p>
+    <w:p ns2:paraId="496F8527" ns2:textId="77777777">
       <w:pPr>
         <w:tabs>
           <w:tab w:val="left" w:pos="720"/>
@@ -1925,7 +1885,7 @@
         </w:rPr>
       </w:pPr>
     </w:p>
-    <w:p>
+    <w:p ns2:paraId="5653F764" ns2:textId="2B61C212">
       <w:pPr>
         <w:tabs>
           <w:tab w:val="left" w:pos="720"/>
@@ -1950,54 +1910,29 @@
       </w:r>
       <w:r>
         <w:rPr>
-          <w:b/>
-          <w:lang w:val="en-AU"/>
-        </w:rPr>
-        <w:t>{{</w:t>
-      </w:r>
-      <w:proofErr w:type="spellStart"/>
-      <w:r>
-        <w:rPr>
-          <w:b/>
-          <w:lang w:val="en-AU"/>
-        </w:rPr>
-        <w:t>respondents_</w:t>
-      </w:r>
-      <w:proofErr w:type="gramStart"/>
-      <w:r>
-        <w:rPr>
-          <w:b/>
-          <w:lang w:val="en-AU"/>
-        </w:rPr>
-        <w:t>name</w:t>
-      </w:r>
-      <w:proofErr w:type="spellEnd"/>
-      <w:r>
-        <w:rPr>
-          <w:b/>
-          <w:lang w:val="en-AU"/>
-        </w:rPr>
-        <w:t xml:space="preserve"> </w:t>
-      </w:r>
-      <w:r>
-        <w:rPr>
-          <w:b/>
-          <w:lang w:val="en-AU"/>
-        </w:rPr>
-        <w:t>}</w:t>
-      </w:r>
-      <w:proofErr w:type="gramEnd"/>
-      <w:r>
-        <w:rPr>
-          <w:b/>
-          <w:lang w:val="en-AU"/>
-        </w:rPr>
-        <w:t>}</w:t>
-      </w:r>
-      <w:r>
-        <w:rPr>
-          <w:rFonts w:cs="Arial"/>
-          <w:b/>
+          <w:bCs/>
+          <w:lang w:val="en-AU"/>
+        </w:rPr>
+        <w:t>{{respondent_name}}</w:t>
+      </w:r>
+      <w:r>
+        <w:rPr>
+          <w:b/>
+          <w:lang w:val="en-AU"/>
+        </w:rPr>
+        <w:t/>
+      </w:r>
+      <w:r>
+        <w:rPr>
+          <w:bCs/>
+          <w:lang w:val="en-AU"/>
+        </w:rPr>
+        <w:t/>
+      </w:r>
+      <w:r>
+        <w:rPr>
+          <w:rFonts w:cs="Arial"/>
+          <w:bCs/>
           <w:szCs w:val="23"/>
         </w:rPr>
         <w:t>,</w:t>
@@ -2007,33 +1942,10 @@
           <w:rFonts w:cs="Arial"/>
           <w:szCs w:val="23"/>
         </w:rPr>
-        <w:t xml:space="preserve"> </w:t>
-      </w:r>
-      <w:r>
-        <w:rPr>
-          <w:rFonts w:cs="Arial"/>
-          <w:szCs w:val="23"/>
-        </w:rPr>
-        <w:t>{{</w:t>
-      </w:r>
-      <w:proofErr w:type="spellStart"/>
-      <w:r>
-        <w:rPr>
-          <w:rFonts w:cs="Arial"/>
-          <w:szCs w:val="23"/>
-        </w:rPr>
-        <w:t>respondents_relationshib</w:t>
-      </w:r>
-      <w:proofErr w:type="spellEnd"/>
-      <w:r>
-        <w:rPr>
-          <w:rFonts w:cs="Arial"/>
-          <w:szCs w:val="23"/>
-        </w:rPr>
-        <w:t xml:space="preserve"> to child}}</w:t>
-      </w:r>
-    </w:p>
-    <w:p>
+        <w:t xml:space="preserve"> father</w:t>
+      </w:r>
+    </w:p>
+    <w:p ns2:paraId="6E46A971" ns2:textId="77777777">
       <w:pPr>
         <w:tabs>
           <w:tab w:val="left" w:pos="720"/>
@@ -2050,7 +1962,7 @@
         </w:rPr>
       </w:pPr>
     </w:p>
-    <w:p>
+    <w:p ns2:paraId="75FE2B22" ns2:textId="77777777">
       <w:pPr>
         <w:tabs>
           <w:tab w:val="left" w:pos="720"/>
@@ -2068,7 +1980,7 @@
         </w:rPr>
       </w:pPr>
     </w:p>
-    <w:p>
+    <w:p ns2:paraId="32C9B35C" ns2:textId="77777777">
       <w:pPr>
         <w:pStyle w:val="BodyText20"/>
         <w:spacing w:line="240" w:lineRule="auto"/>
@@ -2087,7 +1999,7 @@
         <w:t>At this stage, I do not intend these arrangements to remain in place for more than 12 months.</w:t>
       </w:r>
     </w:p>
-    <w:p>
+    <w:p ns2:paraId="7EF29B92" ns2:textId="77777777">
       <w:pPr>
         <w:tabs>
           <w:tab w:val="left" w:pos="720"/>
@@ -2104,7 +2016,7 @@
         </w:rPr>
       </w:pPr>
     </w:p>
-    <w:p>
+    <w:p ns2:paraId="3C47375C" ns2:textId="77777777">
       <w:pPr>
         <w:tabs>
           <w:tab w:val="left" w:pos="720"/>
@@ -2162,7 +2074,7 @@
         <w:t xml:space="preserve"> </w:t>
       </w:r>
     </w:p>
-    <w:p>
+    <w:p ns2:paraId="13239FEA" ns2:textId="77777777">
       <w:pPr>
         <w:tabs>
           <w:tab w:val="left" w:pos="720"/>
@@ -2179,7 +2091,7 @@
         </w:rPr>
       </w:pPr>
     </w:p>
-    <w:p>
+    <w:p ns2:paraId="58BA7F2A" ns2:textId="77777777">
       <w:pPr>
         <w:tabs>
           <w:tab w:val="left" w:pos="720"/>
@@ -2196,7 +2108,7 @@
         </w:rPr>
       </w:pPr>
     </w:p>
-    <w:p>
+    <w:p ns2:paraId="05AD6014" ns2:textId="77777777">
       <w:pPr>
         <w:tabs>
           <w:tab w:val="left" w:pos="720"/>
@@ -2213,7 +2125,7 @@
         </w:rPr>
       </w:pPr>
     </w:p>
-    <w:p>
+    <w:p ns2:paraId="674B8F5E" ns2:textId="77777777">
       <w:pPr>
         <w:tabs>
           <w:tab w:val="left" w:pos="720"/>
@@ -2230,7 +2142,7 @@
         </w:rPr>
       </w:pPr>
     </w:p>
-    <w:p>
+    <w:p ns2:paraId="58C7FA84" ns2:textId="77777777">
       <w:pPr>
         <w:tabs>
           <w:tab w:val="left" w:pos="720"/>
@@ -2255,7 +2167,7 @@
         <w:t>……………………………………</w:t>
       </w:r>
     </w:p>
-    <w:p>
+    <w:p ns2:paraId="0AE26CFA" ns2:textId="77777777">
       <w:pPr>
         <w:tabs>
           <w:tab w:val="left" w:pos="720"/>
@@ -2280,7 +2192,7 @@
         <w:t>Counsel for applicant(s)</w:t>
       </w:r>
     </w:p>
-    <w:p>
+    <w:p ns2:paraId="2B7B7030" ns2:textId="77777777">
       <w:pPr>
         <w:tabs>
           <w:tab w:val="left" w:pos="720"/>
@@ -2297,7 +2209,7 @@
         </w:rPr>
       </w:pPr>
     </w:p>
-    <w:p>
+    <w:p ns2:paraId="398BB236" ns2:textId="77777777">
       <w:pPr>
         <w:tabs>
           <w:tab w:val="left" w:pos="720"/>
@@ -2314,7 +2226,7 @@
         </w:rPr>
       </w:pPr>
     </w:p>
-    <w:p>
+    <w:p ns2:paraId="38919C86" ns2:textId="605EE4A9">
       <w:pPr>
         <w:tabs>
           <w:tab w:val="left" w:pos="720"/>
@@ -2338,44 +2250,24 @@
         </w:rPr>
         <w:t>{{</w:t>
       </w:r>
-      <w:proofErr w:type="spellStart"/>
-      <w:r>
-        <w:rPr>
-          <w:rFonts w:cs="Arial"/>
-          <w:szCs w:val="24"/>
-          <w:lang w:val="en-AU"/>
-        </w:rPr>
-        <w:t>date_</w:t>
-      </w:r>
-      <w:proofErr w:type="gramStart"/>
-      <w:r>
-        <w:rPr>
-          <w:rFonts w:cs="Arial"/>
-          <w:szCs w:val="24"/>
-          <w:lang w:val="en-AU"/>
-        </w:rPr>
-        <w:t>today</w:t>
-      </w:r>
-      <w:proofErr w:type="spellEnd"/>
-      <w:r>
-        <w:rPr>
-          <w:rFonts w:cs="Arial"/>
-          <w:szCs w:val="24"/>
-          <w:lang w:val="en-AU"/>
-        </w:rPr>
-        <w:t xml:space="preserve"> }</w:t>
-      </w:r>
-      <w:proofErr w:type="gramEnd"/>
-      <w:r>
-        <w:rPr>
-          <w:rFonts w:cs="Arial"/>
-          <w:szCs w:val="24"/>
-          <w:lang w:val="en-AU"/>
-        </w:rPr>
-        <w:t>}</w:t>
-      </w:r>
-    </w:p>
-    <w:p>
+      <w:r>
+        <w:rPr>
+          <w:rFonts w:cs="Arial"/>
+          <w:szCs w:val="24"/>
+          <w:lang w:val="en-AU"/>
+        </w:rPr>
+        <w:t>date_today</w:t>
+      </w:r>
+      <w:r>
+        <w:rPr>
+          <w:rFonts w:cs="Arial"/>
+          <w:szCs w:val="24"/>
+          <w:lang w:val="en-AU"/>
+        </w:rPr>
+        <w:t>}}</w:t>
+      </w:r>
+    </w:p>
+    <w:p ns2:paraId="2B7EF5DA" ns2:textId="102362CA">
       <w:pPr>
         <w:tabs>
           <w:tab w:val="left" w:pos="720"/>
@@ -2400,25 +2292,25 @@
         <w:t>Date</w:t>
       </w:r>
     </w:p>
-    <w:p>
-      <w:pPr>
-        <w:rPr>
-          <w:rFonts w:cs="Arial"/>
-          <w:szCs w:val="24"/>
-          <w:lang w:val="en-AU"/>
-        </w:rPr>
-      </w:pPr>
-    </w:p>
-    <w:p>
-      <w:pPr>
-        <w:rPr>
-          <w:rFonts w:cs="Arial"/>
-          <w:szCs w:val="24"/>
-          <w:lang w:val="en-AU"/>
-        </w:rPr>
-      </w:pPr>
-    </w:p>
-    <w:p>
+    <w:p ns2:paraId="40AA7374" ns2:textId="77777777">
+      <w:pPr>
+        <w:rPr>
+          <w:rFonts w:cs="Arial"/>
+          <w:szCs w:val="24"/>
+          <w:lang w:val="en-AU"/>
+        </w:rPr>
+      </w:pPr>
+    </w:p>
+    <w:p ns2:paraId="661BF903" ns2:textId="77777777">
+      <w:pPr>
+        <w:rPr>
+          <w:rFonts w:cs="Arial"/>
+          <w:szCs w:val="24"/>
+          <w:lang w:val="en-AU"/>
+        </w:rPr>
+      </w:pPr>
+    </w:p>
+    <w:p ns2:paraId="5A2CDA0E" ns2:textId="77777777">
       <w:pPr>
         <w:rPr>
           <w:rFonts w:cs="Arial"/>
@@ -2454,7 +2346,7 @@
         <w:t>The Registrar</w:t>
       </w:r>
     </w:p>
-    <w:p>
+    <w:p ns2:paraId="05B62F7E" ns2:textId="77777777">
       <w:pPr>
         <w:rPr>
           <w:rFonts w:cs="Arial"/>
@@ -2480,7 +2372,7 @@
         <w:t>Family Court</w:t>
       </w:r>
     </w:p>
-    <w:p>
+    <w:p ns2:paraId="3948B789" ns2:textId="77777777">
       <w:pPr>
         <w:rPr>
           <w:rFonts w:cs="Arial"/>
@@ -2503,19 +2395,19 @@
           <w:lang w:val="en-AU"/>
         </w:rPr>
         <w:tab/>
-        <w:t xml:space="preserve">at {{English_court_name}} </w:t>
-      </w:r>
-    </w:p>
-    <w:p>
-      <w:pPr>
-        <w:rPr>
-          <w:rFonts w:cs="Arial"/>
-          <w:szCs w:val="24"/>
-          <w:lang w:val="en-AU"/>
-        </w:rPr>
-      </w:pPr>
-    </w:p>
-    <w:p>
+        <w:t xml:space="preserve">at Auckland </w:t>
+      </w:r>
+    </w:p>
+    <w:p ns2:paraId="35B5D68A" ns2:textId="77777777">
+      <w:pPr>
+        <w:rPr>
+          <w:rFonts w:cs="Arial"/>
+          <w:szCs w:val="24"/>
+          <w:lang w:val="en-AU"/>
+        </w:rPr>
+      </w:pPr>
+    </w:p>
+    <w:p ns2:paraId="1BF448D2" ns2:textId="77777777">
       <w:pPr>
         <w:rPr>
           <w:rFonts w:cs="Arial"/>
@@ -2525,7 +2417,7 @@
         </w:rPr>
       </w:pPr>
     </w:p>
-    <w:p>
+    <w:p ns2:paraId="059A6E38" ns2:textId="77777777">
       <w:pPr>
         <w:rPr>
           <w:rFonts w:cs="Arial"/>
@@ -2535,7 +2427,7 @@
         </w:rPr>
       </w:pPr>
     </w:p>
-    <w:p>
+    <w:p ns2:paraId="10830A3A" ns2:textId="77777777">
       <w:pPr>
         <w:rPr>
           <w:rFonts w:cs="Arial"/>
@@ -2545,7 +2437,7 @@
         </w:rPr>
       </w:pPr>
     </w:p>
-    <w:p>
+    <w:p ns2:paraId="0E2C092C" ns2:textId="77777777">
       <w:pPr>
         <w:rPr>
           <w:rFonts w:cs="Arial"/>
@@ -2555,7 +2447,7 @@
         </w:rPr>
       </w:pPr>
     </w:p>
-    <w:p>
+    <w:p ns2:paraId="4A689601" ns2:textId="77777777">
       <w:pPr>
         <w:rPr>
           <w:rFonts w:cs="Arial"/>
@@ -2574,7 +2466,7 @@
         <w:br w:type="page"/>
       </w:r>
     </w:p>
-    <w:p>
+    <w:p ns2:paraId="294F86F8" ns2:textId="77777777">
       <w:pPr>
         <w:tabs>
           <w:tab w:val="left" w:pos="0"/>
@@ -2595,7 +2487,7 @@
         <w:t>CERTIFICATE OF LAWYER</w:t>
       </w:r>
     </w:p>
-    <w:p>
+    <w:p ns2:paraId="6AF9B36E" ns2:textId="77777777">
       <w:pPr>
         <w:tabs>
           <w:tab w:val="left" w:pos="0"/>
@@ -2616,7 +2508,7 @@
         <w:t>I certify that:</w:t>
       </w:r>
     </w:p>
-    <w:p>
+    <w:p ns2:paraId="08656CEA" ns2:textId="77777777">
       <w:pPr>
         <w:numPr>
           <w:ilvl w:val="0"/>
@@ -2645,7 +2537,7 @@
         <w:t xml:space="preserve">I have advised the Applicant that every affidavit that accompanies this application must fully and frankly disclose all relevant circumstances, whether or not they are advantageous to the Applicant and any other person for whose benefit the order is sought; and </w:t>
       </w:r>
     </w:p>
-    <w:p>
+    <w:p ns2:paraId="360FFA57" ns2:textId="77777777">
       <w:pPr>
         <w:numPr>
           <w:ilvl w:val="0"/>
@@ -2674,7 +2566,7 @@
         <w:t xml:space="preserve">I have made reasonable enquiries of the Applicant to establish whether the relevant circumstances have been disclosed, and to the best of my knowledge every affidavit filed in support of this application discloses all said circumstances; and </w:t>
       </w:r>
     </w:p>
-    <w:p>
+    <w:p ns2:paraId="1E03B153" ns2:textId="77777777">
       <w:pPr>
         <w:numPr>
           <w:ilvl w:val="0"/>
@@ -2703,7 +2595,7 @@
         <w:t xml:space="preserve">I am satisfied― </w:t>
       </w:r>
     </w:p>
-    <w:p>
+    <w:p ns2:paraId="0EB68F34" ns2:textId="77777777">
       <w:pPr>
         <w:numPr>
           <w:ilvl w:val="0"/>
@@ -2728,7 +2620,7 @@
         <w:t xml:space="preserve">that the application and every affidavit comply with the requirements of the Care of Children Act 2004 and the Family Courts Rules 2002; and </w:t>
       </w:r>
     </w:p>
-    <w:p>
+    <w:p ns2:paraId="0CA06D66" ns2:textId="77777777">
       <w:pPr>
         <w:numPr>
           <w:ilvl w:val="0"/>
@@ -2753,7 +2645,7 @@
         <w:t xml:space="preserve">that the order sought ought to be made (or that the orders sought are orders that ought to be made). </w:t>
       </w:r>
     </w:p>
-    <w:p>
+    <w:p ns2:paraId="01919BAE" ns2:textId="77777777">
       <w:pPr>
         <w:autoSpaceDE w:val="0"/>
         <w:autoSpaceDN w:val="0"/>
@@ -2765,7 +2657,7 @@
         </w:rPr>
       </w:pPr>
     </w:p>
-    <w:p>
+    <w:p ns2:paraId="4A0E0979" ns2:textId="77777777">
       <w:pPr>
         <w:tabs>
           <w:tab w:val="left" w:pos="0"/>
@@ -2780,7 +2672,7 @@
         </w:rPr>
       </w:pPr>
     </w:p>
-    <w:p>
+    <w:p ns2:paraId="178E47B2" ns2:textId="77777777">
       <w:pPr>
         <w:tabs>
           <w:tab w:val="left" w:pos="0"/>
@@ -2797,7 +2689,7 @@
         </w:rPr>
       </w:pPr>
     </w:p>
-    <w:p>
+    <w:p ns2:paraId="48612359" ns2:textId="77777777">
       <w:pPr>
         <w:ind w:right="197"/>
         <w:jc w:val="both"/>
@@ -2814,7 +2706,7 @@
         <w:t>...................................................</w:t>
       </w:r>
     </w:p>
-    <w:p>
+    <w:p ns2:paraId="5195E333" ns2:textId="77777777">
       <w:pPr>
         <w:ind w:right="197"/>
         <w:jc w:val="both"/>
@@ -2831,7 +2723,7 @@
         <w:t>Counsel for Applicant</w:t>
       </w:r>
     </w:p>
-    <w:p>
+    <w:p ns2:paraId="7E39FB82" ns2:textId="77777777">
       <w:pPr>
         <w:ind w:right="197"/>
         <w:jc w:val="both"/>
@@ -2841,7 +2733,7 @@
         </w:rPr>
       </w:pPr>
     </w:p>
-    <w:p>
+    <w:p ns2:paraId="11729E38" ns2:textId="77777777">
       <w:pPr>
         <w:ind w:right="197"/>
         <w:jc w:val="both"/>
@@ -2851,7 +2743,7 @@
         </w:rPr>
       </w:pPr>
     </w:p>
-    <w:p>
+    <w:p ns2:paraId="752C84B6" ns2:textId="792C38FB">
       <w:pPr>
         <w:ind w:right="197"/>
         <w:jc w:val="both"/>
@@ -2868,7 +2760,7 @@
         <w:t>{{date_today}}</w:t>
       </w:r>
     </w:p>
-    <w:p>
+    <w:p ns2:paraId="47EC2710" ns2:textId="77777777">
       <w:pPr>
         <w:rPr>
           <w:rFonts w:cs="Arial"/>
@@ -2883,7 +2775,7 @@
         <w:t>Date</w:t>
       </w:r>
     </w:p>
-    <w:p>
+    <w:p ns2:paraId="49A36EB3" ns2:textId="77777777">
       <w:pPr>
         <w:rPr>
           <w:rFonts w:cs="Arial"/>
@@ -2898,7 +2790,7 @@
         <w:br w:type="page"/>
       </w:r>
     </w:p>
-    <w:p>
+    <w:p ns2:paraId="1DDA935C" ns2:textId="77777777">
       <w:pPr>
         <w:rPr>
           <w:rFonts w:cs="Arial"/>
@@ -2908,7 +2800,7 @@
         </w:rPr>
       </w:pPr>
     </w:p>
-    <w:p>
+    <w:p ns2:paraId="6553EB17" ns2:textId="77777777">
       <w:pPr>
         <w:rPr>
           <w:rFonts w:cs="Arial"/>
@@ -2927,7 +2819,7 @@
         <w:t>[The Registrar must complete the following appointment for hearing if an appearance is necessary or required.]</w:t>
       </w:r>
     </w:p>
-    <w:p>
+    <w:p ns2:paraId="5F6EB3CF" ns2:textId="77777777">
       <w:pPr>
         <w:rPr>
           <w:rFonts w:cs="Arial"/>
@@ -2937,7 +2829,7 @@
         </w:rPr>
       </w:pPr>
     </w:p>
-    <w:p>
+    <w:p ns2:paraId="34F4FFF7" ns2:textId="77777777">
       <w:pPr>
         <w:pStyle w:val="Heading4"/>
         <w:rPr>
@@ -2958,7 +2850,7 @@
         <w:t>Date of hearing</w:t>
       </w:r>
     </w:p>
-    <w:p>
+    <w:p ns2:paraId="360C728F" ns2:textId="77777777">
       <w:pPr>
         <w:tabs>
           <w:tab w:val="left" w:pos="720"/>
@@ -2977,7 +2869,7 @@
         </w:rPr>
       </w:pPr>
     </w:p>
-    <w:p>
+    <w:p ns2:paraId="1693AAE6" ns2:textId="77777777">
       <w:pPr>
         <w:rPr>
           <w:rFonts w:cs="Arial"/>
@@ -2994,24 +2886,24 @@
         <w:t xml:space="preserve">I appoint           day the          day of                        </w:t>
       </w:r>
     </w:p>
-    <w:p>
-      <w:pPr>
-        <w:rPr>
-          <w:rFonts w:cs="Arial"/>
-          <w:szCs w:val="24"/>
-          <w:lang w:val="en-AU"/>
-        </w:rPr>
-      </w:pPr>
-      <w:r>
-        <w:rPr>
-          <w:rFonts w:cs="Arial"/>
-          <w:szCs w:val="24"/>
-          <w:lang w:val="en-AU"/>
-        </w:rPr>
-        <w:t>at              am/pm at the Family Court at {{English_court_name}} for the hearing of the above application.</w:t>
-      </w:r>
-    </w:p>
-    <w:p>
+    <w:p ns2:paraId="3A0FEFF4" ns2:textId="77777777">
+      <w:pPr>
+        <w:rPr>
+          <w:rFonts w:cs="Arial"/>
+          <w:szCs w:val="24"/>
+          <w:lang w:val="en-AU"/>
+        </w:rPr>
+      </w:pPr>
+      <w:r>
+        <w:rPr>
+          <w:rFonts w:cs="Arial"/>
+          <w:szCs w:val="24"/>
+          <w:lang w:val="en-AU"/>
+        </w:rPr>
+        <w:t>at              am/pm at the Family Court at                            for the hearing of the above application.</w:t>
+      </w:r>
+    </w:p>
+    <w:p ns2:paraId="1075388A" ns2:textId="77777777">
       <w:pPr>
         <w:tabs>
           <w:tab w:val="left" w:pos="720"/>
@@ -3028,7 +2920,7 @@
         </w:rPr>
       </w:pPr>
     </w:p>
-    <w:p>
+    <w:p ns2:paraId="7C06B1E3" ns2:textId="77777777">
       <w:pPr>
         <w:tabs>
           <w:tab w:val="left" w:pos="720"/>
@@ -3045,7 +2937,7 @@
         </w:rPr>
       </w:pPr>
     </w:p>
-    <w:p>
+    <w:p ns2:paraId="27E354AB" ns2:textId="77777777">
       <w:pPr>
         <w:tabs>
           <w:tab w:val="left" w:pos="720"/>
@@ -3062,7 +2954,7 @@
         </w:rPr>
       </w:pPr>
     </w:p>
-    <w:p>
+    <w:p ns2:paraId="5733D9B2" ns2:textId="77777777">
       <w:pPr>
         <w:tabs>
           <w:tab w:val="left" w:pos="720"/>
@@ -3079,7 +2971,7 @@
         </w:rPr>
       </w:pPr>
     </w:p>
-    <w:p>
+    <w:p ns2:paraId="7B3356A1" ns2:textId="77777777">
       <w:pPr>
         <w:tabs>
           <w:tab w:val="left" w:pos="720"/>
@@ -3104,7 +2996,7 @@
         <w:t>……………………………………</w:t>
       </w:r>
     </w:p>
-    <w:p>
+    <w:p ns2:paraId="7B8F5DF0" ns2:textId="77777777">
       <w:pPr>
         <w:tabs>
           <w:tab w:val="left" w:pos="720"/>
@@ -3129,7 +3021,7 @@
         <w:t>Registrar</w:t>
       </w:r>
     </w:p>
-    <w:p>
+    <w:p ns2:paraId="4613BF57" ns2:textId="77777777">
       <w:pPr>
         <w:tabs>
           <w:tab w:val="left" w:pos="720"/>
@@ -3146,7 +3038,7 @@
         </w:rPr>
       </w:pPr>
     </w:p>
-    <w:p>
+    <w:p ns2:paraId="7EA04FE2" ns2:textId="77777777">
       <w:pPr>
         <w:tabs>
           <w:tab w:val="left" w:pos="720"/>
@@ -3163,7 +3055,7 @@
         </w:rPr>
       </w:pPr>
     </w:p>
-    <w:p>
+    <w:p ns2:paraId="672584CA" ns2:textId="77777777">
       <w:pPr>
         <w:tabs>
           <w:tab w:val="left" w:pos="720"/>
@@ -3188,7 +3080,7 @@
         <w:t>……………………………………</w:t>
       </w:r>
     </w:p>
-    <w:p>
+    <w:p ns2:paraId="2564249B" ns2:textId="77777777">
       <w:pPr>
         <w:tabs>
           <w:tab w:val="left" w:pos="720"/>
@@ -3213,34 +3105,34 @@
         <w:t>Date</w:t>
       </w:r>
     </w:p>
-    <w:p>
-      <w:pPr>
-        <w:rPr>
-          <w:rFonts w:cs="Arial"/>
-          <w:szCs w:val="24"/>
-          <w:lang w:val="en-AU"/>
-        </w:rPr>
-      </w:pPr>
-    </w:p>
-    <w:p>
-      <w:pPr>
-        <w:rPr>
-          <w:rFonts w:cs="Arial"/>
-          <w:szCs w:val="24"/>
-          <w:lang w:val="en-AU"/>
-        </w:rPr>
-      </w:pPr>
-    </w:p>
-    <w:p>
-      <w:pPr>
-        <w:rPr>
-          <w:rFonts w:cs="Arial"/>
-          <w:szCs w:val="24"/>
-          <w:lang w:val="en-AU"/>
-        </w:rPr>
-      </w:pPr>
-    </w:p>
-    <w:p>
+    <w:p ns2:paraId="0DDD2561" ns2:textId="77777777">
+      <w:pPr>
+        <w:rPr>
+          <w:rFonts w:cs="Arial"/>
+          <w:szCs w:val="24"/>
+          <w:lang w:val="en-AU"/>
+        </w:rPr>
+      </w:pPr>
+    </w:p>
+    <w:p ns2:paraId="77EFB042" ns2:textId="77777777">
+      <w:pPr>
+        <w:rPr>
+          <w:rFonts w:cs="Arial"/>
+          <w:szCs w:val="24"/>
+          <w:lang w:val="en-AU"/>
+        </w:rPr>
+      </w:pPr>
+    </w:p>
+    <w:p ns2:paraId="4149D2C1" ns2:textId="77777777">
+      <w:pPr>
+        <w:rPr>
+          <w:rFonts w:cs="Arial"/>
+          <w:szCs w:val="24"/>
+          <w:lang w:val="en-AU"/>
+        </w:rPr>
+      </w:pPr>
+    </w:p>
+    <w:p ns2:paraId="48271CD7" ns2:textId="77777777">
       <w:pPr>
         <w:rPr>
           <w:rFonts w:cs="Arial"/>
@@ -3255,16 +3147,16 @@
         </w:sectPr>
       </w:pPr>
     </w:p>
-    <w:p>
-      <w:pPr>
-        <w:rPr>
-          <w:rFonts w:cs="Arial"/>
-          <w:szCs w:val="24"/>
-          <w:lang w:val="en-AU"/>
-        </w:rPr>
-      </w:pPr>
-    </w:p>
-    <w:p>
+    <w:p ns2:paraId="1F8A3F12" ns2:textId="77777777">
+      <w:pPr>
+        <w:rPr>
+          <w:rFonts w:cs="Arial"/>
+          <w:szCs w:val="24"/>
+          <w:lang w:val="en-AU"/>
+        </w:rPr>
+      </w:pPr>
+    </w:p>
+    <w:p ns2:paraId="15A25CA6" ns2:textId="77777777">
       <w:pPr>
         <w:pStyle w:val="Heading4"/>
         <w:rPr>
@@ -3284,7 +3176,7 @@
         <w:t>Notes</w:t>
       </w:r>
     </w:p>
-    <w:p>
+    <w:p ns2:paraId="10C90E3F" ns2:textId="77777777">
       <w:pPr>
         <w:tabs>
           <w:tab w:val="left" w:pos="720"/>
@@ -3301,7 +3193,7 @@
         </w:rPr>
       </w:pPr>
     </w:p>
-    <w:p>
+    <w:p ns2:paraId="0C34345F" ns2:textId="77777777">
       <w:pPr>
         <w:pStyle w:val="Heading7"/>
         <w:rPr>
@@ -3321,7 +3213,7 @@
         <w:t>Information sheet</w:t>
       </w:r>
     </w:p>
-    <w:p>
+    <w:p ns2:paraId="49C9DDCE" ns2:textId="77777777">
       <w:pPr>
         <w:tabs>
           <w:tab w:val="left" w:pos="720"/>
@@ -3340,7 +3232,7 @@
         </w:rPr>
       </w:pPr>
     </w:p>
-    <w:p>
+    <w:p ns2:paraId="604EF1A3" ns2:textId="77777777">
       <w:pPr>
         <w:pStyle w:val="BodyText0"/>
         <w:jc w:val="both"/>
@@ -3357,7 +3249,7 @@
         <w:t>A completed information sheet (form G7) must accompany this application.</w:t>
       </w:r>
     </w:p>
-    <w:p>
+    <w:p ns2:paraId="4F98F732" ns2:textId="77777777">
       <w:pPr>
         <w:pStyle w:val="BodyText0"/>
         <w:jc w:val="both"/>
@@ -3367,7 +3259,7 @@
         </w:rPr>
       </w:pPr>
     </w:p>
-    <w:p>
+    <w:p ns2:paraId="3A50121B" ns2:textId="77777777">
       <w:pPr>
         <w:pStyle w:val="BodyText0"/>
         <w:jc w:val="both"/>
@@ -3386,7 +3278,7 @@
         <w:t>Further information</w:t>
       </w:r>
     </w:p>
-    <w:p>
+    <w:p ns2:paraId="2CD36097" ns2:textId="77777777">
       <w:pPr>
         <w:pStyle w:val="BodyText0"/>
         <w:jc w:val="both"/>
@@ -3397,7 +3289,7 @@
         </w:rPr>
       </w:pPr>
     </w:p>
-    <w:p>
+    <w:p ns2:paraId="442D3EF9" ns2:textId="77777777">
       <w:pPr>
         <w:pStyle w:val="BodyText0"/>
         <w:jc w:val="both"/>
@@ -3429,7 +3321,7 @@
         <w:t xml:space="preserve"> it to the form.</w:t>
       </w:r>
     </w:p>
-    <w:p>
+    <w:p ns2:paraId="16D5A030" ns2:textId="77777777">
       <w:pPr>
         <w:pStyle w:val="BodyText0"/>
         <w:jc w:val="both"/>
@@ -3439,7 +3331,7 @@
         </w:rPr>
       </w:pPr>
     </w:p>
-    <w:p>
+    <w:p ns2:paraId="1C6F2117" ns2:textId="77777777">
       <w:pPr>
         <w:pStyle w:val="BodyText0"/>
         <w:jc w:val="both"/>
@@ -3457,7 +3349,7 @@
         <w:t>Contact with parent</w:t>
       </w:r>
     </w:p>
-    <w:p>
+    <w:p ns2:paraId="6E55260D" ns2:textId="77777777">
       <w:pPr>
         <w:pStyle w:val="BodyText0"/>
         <w:jc w:val="both"/>
@@ -3467,7 +3359,7 @@
         </w:rPr>
       </w:pPr>
     </w:p>
-    <w:p>
+    <w:p ns2:paraId="53A1B17D" ns2:textId="77777777">
       <w:pPr>
         <w:pStyle w:val="BodyText0"/>
         <w:jc w:val="both"/>
@@ -3481,26 +3373,10 @@
           <w:sz w:val="24"/>
           <w:lang w:val="en-AU"/>
         </w:rPr>
-        <w:t xml:space="preserve">Section 52 of the Act requires the Court to consider whether and how a parenting order should provide for contact between a child </w:t>
-      </w:r>
-      <w:proofErr w:type="gramStart"/>
-      <w:r>
-        <w:rPr>
-          <w:sz w:val="24"/>
-          <w:lang w:val="en-AU"/>
-        </w:rPr>
-        <w:t>and  parent</w:t>
-      </w:r>
-      <w:proofErr w:type="gramEnd"/>
-      <w:r>
-        <w:rPr>
-          <w:sz w:val="24"/>
-          <w:lang w:val="en-AU"/>
-        </w:rPr>
-        <w:t xml:space="preserve"> if the order does not give that parent the role of providing day-to-day care for the child.</w:t>
-      </w:r>
-    </w:p>
-    <w:p>
+        <w:t>Section 52 of the Act requires the Court to consider whether and how a parenting order should provide for contact between a child and  parent if the order does not give that parent the role of providing day-to-day care for the child.</w:t>
+      </w:r>
+    </w:p>
+    <w:p ns2:paraId="7D22F07B" ns2:textId="77777777">
       <w:pPr>
         <w:pStyle w:val="BodyText0"/>
         <w:jc w:val="both"/>
@@ -3510,7 +3386,7 @@
         </w:rPr>
       </w:pPr>
     </w:p>
-    <w:p>
+    <w:p ns2:paraId="4070AA5A" ns2:textId="77777777">
       <w:pPr>
         <w:pStyle w:val="BodyText0"/>
         <w:jc w:val="both"/>
@@ -3546,7 +3422,7 @@
         <w:t xml:space="preserve"> as defined in section 47 of the Act</w:t>
       </w:r>
     </w:p>
-    <w:p>
+    <w:p ns2:paraId="3D44085A" ns2:textId="77777777">
       <w:pPr>
         <w:pStyle w:val="BodyText0"/>
         <w:jc w:val="both"/>
@@ -3557,7 +3433,7 @@
         </w:rPr>
       </w:pPr>
     </w:p>
-    <w:p>
+    <w:p ns2:paraId="76012D5F" ns2:textId="77777777">
       <w:pPr>
         <w:pStyle w:val="BodyText0"/>
         <w:jc w:val="both"/>
@@ -3589,7 +3465,7 @@
         <w:t xml:space="preserve"> to make this application, either A or B must apply to you.</w:t>
       </w:r>
     </w:p>
-    <w:p>
+    <w:p ns2:paraId="26369D0F" ns2:textId="77777777">
       <w:pPr>
         <w:pStyle w:val="BodyText0"/>
         <w:jc w:val="both"/>
@@ -3599,7 +3475,7 @@
         </w:rPr>
       </w:pPr>
     </w:p>
-    <w:p>
+    <w:p ns2:paraId="1834128E" ns2:textId="77777777">
       <w:pPr>
         <w:pStyle w:val="BodyText0"/>
         <w:ind w:left="720" w:hanging="720"/>
@@ -3640,7 +3516,7 @@
         <w:t xml:space="preserve"> because, in relation to the child(ren) named above, you are-</w:t>
       </w:r>
     </w:p>
-    <w:p>
+    <w:p ns2:paraId="20B89DB7" ns2:textId="77777777">
       <w:pPr>
         <w:pStyle w:val="BodyText0"/>
         <w:numPr>
@@ -3668,7 +3544,7 @@
         <w:t>a parent of the child(ren); or</w:t>
       </w:r>
     </w:p>
-    <w:p>
+    <w:p ns2:paraId="65873DEF" ns2:textId="77777777">
       <w:pPr>
         <w:pStyle w:val="BodyText0"/>
         <w:numPr>
@@ -3696,7 +3572,7 @@
         <w:t>a guardian, but not a parent, of the child(ren); or</w:t>
       </w:r>
     </w:p>
-    <w:p>
+    <w:p ns2:paraId="105FEC78" ns2:textId="77777777">
       <w:pPr>
         <w:pStyle w:val="BodyText0"/>
         <w:numPr>
@@ -3724,7 +3600,7 @@
         <w:t>a spouse or partner of a parent of the child(ren); or</w:t>
       </w:r>
     </w:p>
-    <w:p>
+    <w:p ns2:paraId="4AFF679F" ns2:textId="77777777">
       <w:pPr>
         <w:pStyle w:val="BodyText0"/>
         <w:numPr>
@@ -3752,7 +3628,7 @@
         <w:t>a member of the child(ren)’s family, whanau or other culturally recognised family group AND you have been granted leave to apply by the Court; or</w:t>
       </w:r>
     </w:p>
-    <w:p>
+    <w:p ns2:paraId="43372929" ns2:textId="77777777">
       <w:pPr>
         <w:pStyle w:val="BodyText0"/>
         <w:numPr>
@@ -3780,7 +3656,7 @@
         <w:t>not in one of the categories above, but you have been granted leave to apply by the Court.</w:t>
       </w:r>
     </w:p>
-    <w:p>
+    <w:p ns2:paraId="3632E109" ns2:textId="77777777">
       <w:pPr>
         <w:pStyle w:val="BodyText0"/>
         <w:jc w:val="both"/>
@@ -3790,7 +3666,7 @@
         </w:rPr>
       </w:pPr>
     </w:p>
-    <w:p>
+    <w:p ns2:paraId="58EFF9A0" ns2:textId="77777777">
       <w:pPr>
         <w:pStyle w:val="BodyText0"/>
         <w:jc w:val="both"/>
@@ -3809,7 +3685,7 @@
         <w:t>or</w:t>
       </w:r>
     </w:p>
-    <w:p>
+    <w:p ns2:paraId="0948436C" ns2:textId="77777777">
       <w:pPr>
         <w:pStyle w:val="BodyText0"/>
         <w:jc w:val="both"/>
@@ -3849,7 +3725,7 @@
         <w:t xml:space="preserve"> because –</w:t>
       </w:r>
     </w:p>
-    <w:p>
+    <w:p ns2:paraId="344F46F9" ns2:textId="77777777">
       <w:pPr>
         <w:pStyle w:val="BodyText0"/>
         <w:numPr>
@@ -3889,7 +3765,7 @@
         <w:t>) of the child(ren) named above-</w:t>
       </w:r>
     </w:p>
-    <w:p>
+    <w:p ns2:paraId="606295E6" ns2:textId="77777777">
       <w:pPr>
         <w:pStyle w:val="BodyText0"/>
         <w:numPr>
@@ -3917,7 +3793,7 @@
         <w:t>has died; or</w:t>
       </w:r>
     </w:p>
-    <w:p>
+    <w:p ns2:paraId="411D716B" ns2:textId="77777777">
       <w:pPr>
         <w:pStyle w:val="BodyText0"/>
         <w:numPr>
@@ -3945,7 +3821,7 @@
         <w:t>has been refused contact with the child(ren) by a Court; or</w:t>
       </w:r>
     </w:p>
-    <w:p>
+    <w:p ns2:paraId="2195000C" ns2:textId="77777777">
       <w:pPr>
         <w:pStyle w:val="BodyText0"/>
         <w:numPr>
@@ -3970,26 +3846,10 @@
           <w:sz w:val="24"/>
           <w:lang w:val="en-AU"/>
         </w:rPr>
-        <w:t>is entitled to have contact with the child(ren</w:t>
-      </w:r>
-      <w:proofErr w:type="gramStart"/>
-      <w:r>
-        <w:rPr>
-          <w:sz w:val="24"/>
-          <w:lang w:val="en-AU"/>
-        </w:rPr>
-        <w:t>), but</w:t>
-      </w:r>
-      <w:proofErr w:type="gramEnd"/>
-      <w:r>
-        <w:rPr>
-          <w:sz w:val="24"/>
-          <w:lang w:val="en-AU"/>
-        </w:rPr>
-        <w:t xml:space="preserve"> is making no attempt to have contact.</w:t>
-      </w:r>
-    </w:p>
-    <w:p>
+        <w:t>is entitled to have contact with the child(ren), but is making no attempt to have contact.</w:t>
+      </w:r>
+    </w:p>
+    <w:p ns2:paraId="6C2F8E98" ns2:textId="77777777">
       <w:pPr>
         <w:pStyle w:val="BodyText0"/>
         <w:jc w:val="both"/>
@@ -3999,7 +3859,7 @@
         </w:rPr>
       </w:pPr>
     </w:p>
-    <w:p>
+    <w:p ns2:paraId="777E4CEF" ns2:textId="77777777">
       <w:pPr>
         <w:pStyle w:val="BodyText0"/>
         <w:jc w:val="both"/>
@@ -4018,7 +3878,7 @@
         <w:t>And</w:t>
       </w:r>
     </w:p>
-    <w:p>
+    <w:p ns2:paraId="435A666F" ns2:textId="77777777">
       <w:pPr>
         <w:pStyle w:val="BodyText0"/>
         <w:numPr>
@@ -4043,7 +3903,7 @@
         <w:t>you are-</w:t>
       </w:r>
     </w:p>
-    <w:p>
+    <w:p ns2:paraId="7E1882AB" ns2:textId="77777777">
       <w:pPr>
         <w:pStyle w:val="BodyText0"/>
         <w:numPr>
@@ -4071,7 +3931,7 @@
         <w:t>P’s parent; or</w:t>
       </w:r>
     </w:p>
-    <w:p>
+    <w:p ns2:paraId="0D59CBDE" ns2:textId="77777777">
       <w:pPr>
         <w:pStyle w:val="BodyText0"/>
         <w:numPr>
@@ -4099,7 +3959,7 @@
         <w:t>P’s sibling; or</w:t>
       </w:r>
     </w:p>
-    <w:p>
+    <w:p ns2:paraId="48EEACC9" ns2:textId="77777777">
       <w:pPr>
         <w:pStyle w:val="BodyText0"/>
         <w:numPr>
@@ -4134,7 +3994,7 @@
 </file>
 
 <file path=word/numbering.xml><?xml version="1.0" encoding="utf-8"?>
-<w:numbering xmlns:wpc="http://schemas.microsoft.com/office/word/2010/wordprocessingCanvas" xmlns:cx="http://schemas.microsoft.com/office/drawing/2014/chartex" xmlns:cx1="http://schemas.microsoft.com/office/drawing/2015/9/8/chartex" xmlns:cx2="http://schemas.microsoft.com/office/drawing/2015/10/21/chartex" xmlns:cx3="http://schemas.microsoft.com/office/drawing/2016/5/9/chartex" xmlns:cx4="http://schemas.microsoft.com/office/drawing/2016/5/10/chartex" xmlns:cx5="http://schemas.microsoft.com/office/drawing/2016/5/11/chartex" xmlns:cx6="http://schemas.microsoft.com/office/drawing/2016/5/12/chartex" xmlns:cx7="http://schemas.microsoft.com/office/drawing/2016/5/13/chartex" xmlns:cx8="http://schemas.microsoft.com/office/drawing/2016/5/14/chartex" xmlns:mc="http://schemas.openxmlformats.org/markup-compatibility/2006" xmlns:aink="http://schemas.microsoft.com/office/drawing/2016/ink" xmlns:am3d="http://schemas.microsoft.com/office/drawing/2017/model3d" xmlns:o="urn:schemas-microsoft-com:office:office" xmlns:oel="http://schemas.microsoft.com/office/2019/extlst" xmlns:r="http://schemas.openxmlformats.org/officeDocument/2006/relationships" xmlns:m="http://schemas.openxmlformats.org/officeDocument/2006/math" xmlns:v="urn:schemas-microsoft-com:vml" xmlns:wp14="http://schemas.microsoft.com/office/word/2010/wordprocessingDrawing" xmlns:wp="http://schemas.openxmlformats.org/drawingml/2006/wordprocessingDrawing" xmlns:w10="urn:schemas-microsoft-com:office:word" xmlns:w="http://schemas.openxmlformats.org/wordprocessingml/2006/main" xmlns:w14="http://schemas.microsoft.com/office/word/2010/wordml" xmlns:w15="http://schemas.microsoft.com/office/word/2012/wordml" xmlns:w16cex="http://schemas.microsoft.com/office/word/2018/wordml/cex" xmlns:w16cid="http://schemas.microsoft.com/office/word/2016/wordml/cid" xmlns:w16="http://schemas.microsoft.com/office/word/2018/wordml" xmlns:w16du="http://schemas.microsoft.com/office/word/2023/wordml/word16du" xmlns:w16sdtdh="http://schemas.microsoft.com/office/word/2020/wordml/sdtdatahash" xmlns:w16sdtfl="http://schemas.microsoft.com/office/word/2024/wordml/sdtformatlock" xmlns:w16se="http://schemas.microsoft.com/office/word/2015/wordml/symex" xmlns:wpg="http://schemas.microsoft.com/office/word/2010/wordprocessingGroup" xmlns:wpi="http://schemas.microsoft.com/office/word/2010/wordprocessingInk" xmlns:wne="http://schemas.microsoft.com/office/word/2006/wordml" xmlns:wps="http://schemas.microsoft.com/office/word/2010/wordprocessingShape" mc:Ignorable="w14 w15 w16se w16cid w16 w16cex w16sdtdh w16sdtfl w16du wp14">
+<w:numbering xmlns:wpc="http://schemas.microsoft.com/office/word/2010/wordprocessingCanvas" xmlns:cx="http://schemas.microsoft.com/office/drawing/2014/chartex" xmlns:cx1="http://schemas.microsoft.com/office/drawing/2015/9/8/chartex" xmlns:cx2="http://schemas.microsoft.com/office/drawing/2015/10/21/chartex" xmlns:cx3="http://schemas.microsoft.com/office/drawing/2016/5/9/chartex" xmlns:cx4="http://schemas.microsoft.com/office/drawing/2016/5/10/chartex" xmlns:cx5="http://schemas.microsoft.com/office/drawing/2016/5/11/chartex" xmlns:cx6="http://schemas.microsoft.com/office/drawing/2016/5/12/chartex" xmlns:cx7="http://schemas.microsoft.com/office/drawing/2016/5/13/chartex" xmlns:cx8="http://schemas.microsoft.com/office/drawing/2016/5/14/chartex" xmlns:mc="http://schemas.openxmlformats.org/markup-compatibility/2006" xmlns:m="http://schemas.openxmlformats.org/officeDocument/2006/math" xmlns:aink="http://schemas.microsoft.com/office/drawing/2016/ink" xmlns:am3d="http://schemas.microsoft.com/office/drawing/2017/model3d" xmlns:oel="http://schemas.microsoft.com/office/2019/extlst" xmlns:r="http://schemas.openxmlformats.org/officeDocument/2006/relationships" xmlns:wp14="http://schemas.microsoft.com/office/word/2010/wordprocessingDrawing" xmlns:wp="http://schemas.openxmlformats.org/drawingml/2006/wordprocessingDrawing" xmlns:wpg="http://schemas.microsoft.com/office/word/2010/wordprocessingGroup" xmlns:wpi="http://schemas.microsoft.com/office/word/2010/wordprocessingInk" xmlns:wps="http://schemas.microsoft.com/office/word/2010/wordprocessingShape" xmlns:o="urn:schemas-microsoft-com:office:office" xmlns:v="urn:schemas-microsoft-com:vml" xmlns:w10="urn:schemas-microsoft-com:office:word" xmlns:w="http://schemas.openxmlformats.org/wordprocessingml/2006/main" xmlns:w14="http://schemas.microsoft.com/office/word/2010/wordml" xmlns:w15="http://schemas.microsoft.com/office/word/2012/wordml" xmlns:w16cex="http://schemas.microsoft.com/office/word/2018/wordml/cex" xmlns:w16cid="http://schemas.microsoft.com/office/word/2016/wordml/cid" xmlns:w16="http://schemas.microsoft.com/office/word/2018/wordml" xmlns:w16sdtdh="http://schemas.microsoft.com/office/word/2020/wordml/sdtdatahash" xmlns:w16sdtfl="http://schemas.microsoft.com/office/word/2024/wordml/sdtformatlock" xmlns:w16se="http://schemas.microsoft.com/office/word/2015/wordml/symex" xmlns:w16du="http://schemas.microsoft.com/office/word/2023/wordml/word16du" xmlns:wne="http://schemas.microsoft.com/office/word/2006/wordml" mc:Ignorable="w14 w15 w16se w16cid w16 w16cex w16sdtdh w16sdtfl w16du wp14">
   <w:abstractNum w:abstractNumId="0" w15:restartNumberingAfterBreak="0">
     <w:nsid w:val="045A1AB8"/>
     <w:multiLevelType w:val="singleLevel"/>
@@ -5432,7 +5292,7 @@
 </file>
 
 <file path=word/styles.xml><?xml version="1.0" encoding="utf-8"?>
-<w:styles xmlns:mc="http://schemas.openxmlformats.org/markup-compatibility/2006" xmlns:r="http://schemas.openxmlformats.org/officeDocument/2006/relationships" xmlns:w="http://schemas.openxmlformats.org/wordprocessingml/2006/main" xmlns:w14="http://schemas.microsoft.com/office/word/2010/wordml" xmlns:w15="http://schemas.microsoft.com/office/word/2012/wordml" xmlns:w16cex="http://schemas.microsoft.com/office/word/2018/wordml/cex" xmlns:w16cid="http://schemas.microsoft.com/office/word/2016/wordml/cid" xmlns:w16="http://schemas.microsoft.com/office/word/2018/wordml" xmlns:w16du="http://schemas.microsoft.com/office/word/2023/wordml/word16du" xmlns:w16sdtdh="http://schemas.microsoft.com/office/word/2020/wordml/sdtdatahash" xmlns:w16sdtfl="http://schemas.microsoft.com/office/word/2024/wordml/sdtformatlock" xmlns:w16se="http://schemas.microsoft.com/office/word/2015/wordml/symex" mc:Ignorable="w14 w15 w16se w16cid w16 w16cex w16sdtdh w16sdtfl w16du">
+<w:styles xmlns:mc="http://schemas.openxmlformats.org/markup-compatibility/2006" xmlns:r="http://schemas.openxmlformats.org/officeDocument/2006/relationships" xmlns:w="http://schemas.openxmlformats.org/wordprocessingml/2006/main" xmlns:w14="http://schemas.microsoft.com/office/word/2010/wordml" xmlns:w15="http://schemas.microsoft.com/office/word/2012/wordml" xmlns:w16cex="http://schemas.microsoft.com/office/word/2018/wordml/cex" xmlns:w16cid="http://schemas.microsoft.com/office/word/2016/wordml/cid" xmlns:w16="http://schemas.microsoft.com/office/word/2018/wordml" xmlns:w16sdtdh="http://schemas.microsoft.com/office/word/2020/wordml/sdtdatahash" xmlns:w16sdtfl="http://schemas.microsoft.com/office/word/2024/wordml/sdtformatlock" xmlns:w16se="http://schemas.microsoft.com/office/word/2015/wordml/symex" xmlns:w16du="http://schemas.microsoft.com/office/word/2023/wordml/word16du" mc:Ignorable="w14 w15 w16se w16cid w16 w16cex w16sdtdh w16sdtfl w16du">
   <w:docDefaults>
     <w:rPrDefault>
       <w:rPr>
